--- a/_Лисенков/БНТУ ПРИБОРОСТРОЕНИЕ 2025/Лисенков Повыш.надежности источника.docx
+++ b/_Лисенков/БНТУ ПРИБОРОСТРОЕНИЕ 2025/Лисенков Повыш.надежности источника.docx
@@ -1,6 +1,6 @@
 
 <file path=word/document.xml><?xml version="1.0" encoding="utf-8"?>
-<w:document xmlns:wpc="http://schemas.microsoft.com/office/word/2010/wordprocessingCanvas" xmlns:cx="http://schemas.microsoft.com/office/drawing/2014/chartex" xmlns:cx1="http://schemas.microsoft.com/office/drawing/2015/9/8/chartex" xmlns:cx2="http://schemas.microsoft.com/office/drawing/2015/10/21/chartex" xmlns:cx3="http://schemas.microsoft.com/office/drawing/2016/5/9/chartex" xmlns:cx4="http://schemas.microsoft.com/office/drawing/2016/5/10/chartex" xmlns:cx5="http://schemas.microsoft.com/office/drawing/2016/5/11/chartex" xmlns:cx6="http://schemas.microsoft.com/office/drawing/2016/5/12/chartex" xmlns:cx7="http://schemas.microsoft.com/office/drawing/2016/5/13/chartex" xmlns:cx8="http://schemas.microsoft.com/office/drawing/2016/5/14/chartex" xmlns:mc="http://schemas.openxmlformats.org/markup-compatibility/2006" xmlns:aink="http://schemas.microsoft.com/office/drawing/2016/ink" xmlns:am3d="http://schemas.microsoft.com/office/drawing/2017/model3d" xmlns:o="urn:schemas-microsoft-com:office:office" xmlns:oel="http://schemas.microsoft.com/office/2019/extlst" xmlns:r="http://schemas.openxmlformats.org/officeDocument/2006/relationships" xmlns:m="http://schemas.openxmlformats.org/officeDocument/2006/math" xmlns:v="urn:schemas-microsoft-com:vml" xmlns:wp14="http://schemas.microsoft.com/office/word/2010/wordprocessingDrawing" xmlns:wp="http://schemas.openxmlformats.org/drawingml/2006/wordprocessingDrawing" xmlns:w10="urn:schemas-microsoft-com:office:word" xmlns:w="http://schemas.openxmlformats.org/wordprocessingml/2006/main" xmlns:w14="http://schemas.microsoft.com/office/word/2010/wordml" xmlns:w15="http://schemas.microsoft.com/office/word/2012/wordml" xmlns:w16cex="http://schemas.microsoft.com/office/word/2018/wordml/cex" xmlns:w16cid="http://schemas.microsoft.com/office/word/2016/wordml/cid" xmlns:w16="http://schemas.microsoft.com/office/word/2018/wordml" xmlns:w16sdtdh="http://schemas.microsoft.com/office/word/2020/wordml/sdtdatahash" xmlns:w16se="http://schemas.microsoft.com/office/word/2015/wordml/symex" xmlns:wpg="http://schemas.microsoft.com/office/word/2010/wordprocessingGroup" xmlns:wpi="http://schemas.microsoft.com/office/word/2010/wordprocessingInk" xmlns:wne="http://schemas.microsoft.com/office/word/2006/wordml" xmlns:wps="http://schemas.microsoft.com/office/word/2010/wordprocessingShape" mc:Ignorable="w14 w15 w16se w16cid w16 w16cex w16sdtdh wp14">
+<w:document xmlns:wpc="http://schemas.microsoft.com/office/word/2010/wordprocessingCanvas" xmlns:mc="http://schemas.openxmlformats.org/markup-compatibility/2006" xmlns:o="urn:schemas-microsoft-com:office:office" xmlns:r="http://schemas.openxmlformats.org/officeDocument/2006/relationships" xmlns:m="http://schemas.openxmlformats.org/officeDocument/2006/math" xmlns:v="urn:schemas-microsoft-com:vml" xmlns:wp14="http://schemas.microsoft.com/office/word/2010/wordprocessingDrawing" xmlns:wp="http://schemas.openxmlformats.org/drawingml/2006/wordprocessingDrawing" xmlns:w10="urn:schemas-microsoft-com:office:word" xmlns:w="http://schemas.openxmlformats.org/wordprocessingml/2006/main" xmlns:w14="http://schemas.microsoft.com/office/word/2010/wordml" xmlns:wpg="http://schemas.microsoft.com/office/word/2010/wordprocessingGroup" xmlns:wpi="http://schemas.microsoft.com/office/word/2010/wordprocessingInk" xmlns:wne="http://schemas.microsoft.com/office/word/2006/wordml" xmlns:wps="http://schemas.microsoft.com/office/word/2010/wordprocessingShape" mc:Ignorable="w14 wp14">
   <w:body>
     <w:p>
       <w:pPr>
@@ -461,8 +461,9 @@
           <w:szCs w:val="20"/>
           <w:lang w:val="en-US"/>
         </w:rPr>
-        <w:t xml:space="preserve">B. N. Lisenkov, </w:t>
-      </w:r>
+        <w:t xml:space="preserve">B. N. </w:t>
+      </w:r>
+      <w:proofErr w:type="spellStart"/>
       <w:r>
         <w:rPr>
           <w:b/>
@@ -470,6 +471,25 @@
           <w:szCs w:val="20"/>
           <w:lang w:val="en-US"/>
         </w:rPr>
+        <w:t>Lisenkov</w:t>
+      </w:r>
+      <w:proofErr w:type="spellEnd"/>
+      <w:r>
+        <w:rPr>
+          <w:b/>
+          <w:sz w:val="20"/>
+          <w:szCs w:val="20"/>
+          <w:lang w:val="en-US"/>
+        </w:rPr>
+        <w:t xml:space="preserve">, </w:t>
+      </w:r>
+      <w:r>
+        <w:rPr>
+          <w:b/>
+          <w:sz w:val="20"/>
+          <w:szCs w:val="20"/>
+          <w:lang w:val="en-US"/>
+        </w:rPr>
         <w:t>V</w:t>
       </w:r>
       <w:r>
@@ -505,6 +525,7 @@
         </w:rPr>
         <w:t xml:space="preserve"> </w:t>
       </w:r>
+      <w:proofErr w:type="spellStart"/>
       <w:r>
         <w:rPr>
           <w:b/>
@@ -514,6 +535,7 @@
         </w:rPr>
         <w:t>Elyashevich</w:t>
       </w:r>
+      <w:proofErr w:type="spellEnd"/>
     </w:p>
     <w:p>
       <w:pPr>
@@ -589,7 +611,23 @@
           <w:szCs w:val="20"/>
           <w:lang w:val="en"/>
         </w:rPr>
-        <w:t>The results of modeling a high-power test voltage pulse source are presented with the aim of improving the reliability of its components.</w:t>
+        <w:t>The results of modeling a high-power test voltage pulse source are presented with the aim of impro</w:t>
+      </w:r>
+      <w:r>
+        <w:rPr>
+          <w:sz w:val="20"/>
+          <w:szCs w:val="20"/>
+          <w:lang w:val="en"/>
+        </w:rPr>
+        <w:t>v</w:t>
+      </w:r>
+      <w:r>
+        <w:rPr>
+          <w:sz w:val="20"/>
+          <w:szCs w:val="20"/>
+          <w:lang w:val="en"/>
+        </w:rPr>
+        <w:t>ing the reliability of its components.</w:t>
       </w:r>
     </w:p>
     <w:p>
@@ -656,37 +694,101 @@
           <w:sz w:val="20"/>
           <w:szCs w:val="20"/>
         </w:rPr>
-        <w:t>«МНИПИ» Лисенков Б.Н., ул.Я.Коласа,</w:t>
-      </w:r>
-      <w:r>
-        <w:rPr>
-          <w:sz w:val="20"/>
-          <w:szCs w:val="20"/>
-        </w:rPr>
-        <w:t xml:space="preserve"> </w:t>
-      </w:r>
-      <w:r>
-        <w:rPr>
-          <w:sz w:val="20"/>
-          <w:szCs w:val="20"/>
-        </w:rPr>
-        <w:t>73,г.Минск 220113,</w:t>
-      </w:r>
-      <w:r>
-        <w:rPr>
-          <w:sz w:val="20"/>
-          <w:szCs w:val="20"/>
-        </w:rPr>
-        <w:t xml:space="preserve"> </w:t>
-      </w:r>
-      <w:r>
-        <w:rPr>
-          <w:sz w:val="20"/>
-          <w:szCs w:val="20"/>
-        </w:rPr>
-        <w:t xml:space="preserve">Республика Беларусь,   e-mail: </w:t>
-      </w:r>
-      <w:hyperlink r:id="rId6" w:history="1">
+        <w:t xml:space="preserve">«МНИПИ» </w:t>
+      </w:r>
+      <w:proofErr w:type="spellStart"/>
+      <w:r>
+        <w:rPr>
+          <w:sz w:val="20"/>
+          <w:szCs w:val="20"/>
+        </w:rPr>
+        <w:t>Лисенков</w:t>
+      </w:r>
+      <w:proofErr w:type="spellEnd"/>
+      <w:r>
+        <w:rPr>
+          <w:sz w:val="20"/>
+          <w:szCs w:val="20"/>
+        </w:rPr>
+        <w:t xml:space="preserve"> Б.Н., </w:t>
+      </w:r>
+      <w:proofErr w:type="spellStart"/>
+      <w:r>
+        <w:rPr>
+          <w:sz w:val="20"/>
+          <w:szCs w:val="20"/>
+        </w:rPr>
+        <w:t>ул.Я.Коласа</w:t>
+      </w:r>
+      <w:proofErr w:type="spellEnd"/>
+      <w:r>
+        <w:rPr>
+          <w:sz w:val="20"/>
+          <w:szCs w:val="20"/>
+        </w:rPr>
+        <w:t>,</w:t>
+      </w:r>
+      <w:r>
+        <w:rPr>
+          <w:sz w:val="20"/>
+          <w:szCs w:val="20"/>
+        </w:rPr>
+        <w:t xml:space="preserve"> </w:t>
+      </w:r>
+      <w:r>
+        <w:rPr>
+          <w:sz w:val="20"/>
+          <w:szCs w:val="20"/>
+        </w:rPr>
+        <w:t>73,г</w:t>
+      </w:r>
+      <w:proofErr w:type="gramStart"/>
+      <w:r>
+        <w:rPr>
+          <w:sz w:val="20"/>
+          <w:szCs w:val="20"/>
+        </w:rPr>
+        <w:t>.М</w:t>
+      </w:r>
+      <w:proofErr w:type="gramEnd"/>
+      <w:r>
+        <w:rPr>
+          <w:sz w:val="20"/>
+          <w:szCs w:val="20"/>
+        </w:rPr>
+        <w:t>инск 220113,</w:t>
+      </w:r>
+      <w:r>
+        <w:rPr>
+          <w:sz w:val="20"/>
+          <w:szCs w:val="20"/>
+        </w:rPr>
+        <w:t xml:space="preserve"> </w:t>
+      </w:r>
+      <w:r>
+        <w:rPr>
+          <w:sz w:val="20"/>
+          <w:szCs w:val="20"/>
+        </w:rPr>
+        <w:t>Республика Беларусь,   e-</w:t>
+      </w:r>
+      <w:proofErr w:type="spellStart"/>
+      <w:r>
+        <w:rPr>
+          <w:sz w:val="20"/>
+          <w:szCs w:val="20"/>
+        </w:rPr>
+        <w:t>mail</w:t>
+      </w:r>
+      <w:proofErr w:type="spellEnd"/>
+      <w:r>
+        <w:rPr>
+          <w:sz w:val="20"/>
+          <w:szCs w:val="20"/>
+        </w:rPr>
+        <w:t xml:space="preserve">: </w:t>
+      </w:r>
+      <w:hyperlink r:id="rId7" w:history="1">
         <w:r>
           <w:rPr>
             <w:rStyle w:val="a6"/>
@@ -783,6 +885,7 @@
           <w:sz w:val="20"/>
           <w:szCs w:val="20"/>
         </w:rPr>
+        <w:lastRenderedPageBreak/>
         <w:t xml:space="preserve">При </w:t>
       </w:r>
       <w:r>
@@ -797,14 +900,56 @@
           <w:sz w:val="20"/>
           <w:szCs w:val="20"/>
         </w:rPr>
-        <w:t>вольтамперных характеристик (ВАХ)</w:t>
-      </w:r>
-      <w:r>
-        <w:rPr>
-          <w:sz w:val="20"/>
-          <w:szCs w:val="20"/>
-        </w:rPr>
-        <w:t xml:space="preserve"> силовых полупроводниковых приборов (СПП) с помощью мощных испытательных импульсов, </w:t>
+        <w:t>вольтамперных характер</w:t>
+      </w:r>
+      <w:r>
+        <w:rPr>
+          <w:sz w:val="20"/>
+          <w:szCs w:val="20"/>
+        </w:rPr>
+        <w:t>и</w:t>
+      </w:r>
+      <w:r>
+        <w:rPr>
+          <w:sz w:val="20"/>
+          <w:szCs w:val="20"/>
+        </w:rPr>
+        <w:t>стик (ВАХ)</w:t>
+      </w:r>
+      <w:r>
+        <w:rPr>
+          <w:sz w:val="20"/>
+          <w:szCs w:val="20"/>
+        </w:rPr>
+        <w:t xml:space="preserve"> силовых полупроводниковых пр</w:t>
+      </w:r>
+      <w:r>
+        <w:rPr>
+          <w:sz w:val="20"/>
+          <w:szCs w:val="20"/>
+        </w:rPr>
+        <w:t>и</w:t>
+      </w:r>
+      <w:r>
+        <w:rPr>
+          <w:sz w:val="20"/>
+          <w:szCs w:val="20"/>
+        </w:rPr>
+        <w:t>боров (СПП) с помощью мощных испытател</w:t>
+      </w:r>
+      <w:r>
+        <w:rPr>
+          <w:sz w:val="20"/>
+          <w:szCs w:val="20"/>
+        </w:rPr>
+        <w:t>ь</w:t>
+      </w:r>
+      <w:r>
+        <w:rPr>
+          <w:sz w:val="20"/>
+          <w:szCs w:val="20"/>
+        </w:rPr>
+        <w:t xml:space="preserve">ных импульсов, </w:t>
       </w:r>
       <w:r>
         <w:rPr>
@@ -916,7 +1061,21 @@
           <w:sz w:val="20"/>
           <w:szCs w:val="20"/>
         </w:rPr>
-        <w:t>Учитывая высокую</w:t>
+        <w:t>Учит</w:t>
+      </w:r>
+      <w:r>
+        <w:rPr>
+          <w:sz w:val="20"/>
+          <w:szCs w:val="20"/>
+        </w:rPr>
+        <w:t>ы</w:t>
+      </w:r>
+      <w:r>
+        <w:rPr>
+          <w:sz w:val="20"/>
+          <w:szCs w:val="20"/>
+        </w:rPr>
+        <w:t>вая высокую</w:t>
       </w:r>
       <w:r>
         <w:rPr>
@@ -944,7 +1103,21 @@
           <w:sz w:val="20"/>
           <w:szCs w:val="20"/>
         </w:rPr>
-        <w:t>источника испытательных импульсов</w:t>
+        <w:t>источника испытател</w:t>
+      </w:r>
+      <w:r>
+        <w:rPr>
+          <w:sz w:val="20"/>
+          <w:szCs w:val="20"/>
+        </w:rPr>
+        <w:t>ь</w:t>
+      </w:r>
+      <w:r>
+        <w:rPr>
+          <w:sz w:val="20"/>
+          <w:szCs w:val="20"/>
+        </w:rPr>
+        <w:t>ных импульсов</w:t>
       </w:r>
       <w:r>
         <w:rPr>
@@ -981,7 +1154,21 @@
           <w:sz w:val="20"/>
           <w:szCs w:val="20"/>
         </w:rPr>
-        <w:t xml:space="preserve">источника </w:t>
+        <w:t>источн</w:t>
+      </w:r>
+      <w:r>
+        <w:rPr>
+          <w:sz w:val="20"/>
+          <w:szCs w:val="20"/>
+        </w:rPr>
+        <w:t>и</w:t>
+      </w:r>
+      <w:r>
+        <w:rPr>
+          <w:sz w:val="20"/>
+          <w:szCs w:val="20"/>
+        </w:rPr>
+        <w:t xml:space="preserve">ка </w:t>
       </w:r>
       <w:r>
         <w:rPr>
@@ -1023,13 +1210,6 @@
           <w:sz w:val="20"/>
           <w:szCs w:val="20"/>
         </w:rPr>
-        <w:t xml:space="preserve"> мощностью до 10 кВт</w:t>
-      </w:r>
-      <w:r>
-        <w:rPr>
-          <w:sz w:val="20"/>
-          <w:szCs w:val="20"/>
-        </w:rPr>
         <w:t xml:space="preserve">, </w:t>
       </w:r>
       <w:r>
@@ -1037,7 +1217,35 @@
           <w:sz w:val="20"/>
           <w:szCs w:val="20"/>
         </w:rPr>
-        <w:t>который входит в состав анализатора</w:t>
+        <w:t>мощностью до 10 кВт</w:t>
+      </w:r>
+      <w:r>
+        <w:rPr>
+          <w:sz w:val="20"/>
+          <w:szCs w:val="20"/>
+        </w:rPr>
+        <w:t>,</w:t>
+      </w:r>
+      <w:r>
+        <w:rPr>
+          <w:sz w:val="20"/>
+          <w:szCs w:val="20"/>
+        </w:rPr>
+        <w:t xml:space="preserve"> </w:t>
+      </w:r>
+      <w:r>
+        <w:rPr>
+          <w:sz w:val="20"/>
+          <w:szCs w:val="20"/>
+        </w:rPr>
+        <w:t>который входит</w:t>
+      </w:r>
+      <w:r>
+        <w:rPr>
+          <w:sz w:val="20"/>
+          <w:szCs w:val="20"/>
+        </w:rPr>
+        <w:t xml:space="preserve"> в состав анализатора</w:t>
       </w:r>
       <w:r>
         <w:rPr>
@@ -1079,7 +1287,7 @@
                     <pic:cNvPicPr/>
                   </pic:nvPicPr>
                   <pic:blipFill>
-                    <a:blip r:embed="rId7"/>
+                    <a:blip r:embed="rId8"/>
                     <a:stretch>
                       <a:fillRect/>
                     </a:stretch>
@@ -1159,7 +1367,21 @@
           <w:sz w:val="20"/>
           <w:szCs w:val="20"/>
         </w:rPr>
-        <w:t>испытательных импульсов напряжения</w:t>
+        <w:t>испыт</w:t>
+      </w:r>
+      <w:r>
+        <w:rPr>
+          <w:sz w:val="20"/>
+          <w:szCs w:val="20"/>
+        </w:rPr>
+        <w:t>а</w:t>
+      </w:r>
+      <w:r>
+        <w:rPr>
+          <w:sz w:val="20"/>
+          <w:szCs w:val="20"/>
+        </w:rPr>
+        <w:t>тельных импульсов напряжения</w:t>
       </w:r>
       <w:r>
         <w:rPr>
@@ -1255,14 +1477,56 @@
           <w:sz w:val="20"/>
           <w:szCs w:val="20"/>
         </w:rPr>
-        <w:t>прямоугольных импульсов напряжения прецизионной амплитуды</w:t>
-      </w:r>
-      <w:r>
-        <w:rPr>
-          <w:sz w:val="20"/>
-          <w:szCs w:val="20"/>
-        </w:rPr>
-        <w:t xml:space="preserve"> и содержит отдельные каналы для формирования импульсов положительной и отрицательной полярности</w:t>
+        <w:t>прямоугольных импульсов напряжения прецизионной амплит</w:t>
+      </w:r>
+      <w:r>
+        <w:rPr>
+          <w:sz w:val="20"/>
+          <w:szCs w:val="20"/>
+        </w:rPr>
+        <w:t>у</w:t>
+      </w:r>
+      <w:r>
+        <w:rPr>
+          <w:sz w:val="20"/>
+          <w:szCs w:val="20"/>
+        </w:rPr>
+        <w:t>ды</w:t>
+      </w:r>
+      <w:r>
+        <w:rPr>
+          <w:sz w:val="20"/>
+          <w:szCs w:val="20"/>
+        </w:rPr>
+        <w:t xml:space="preserve"> и содержит отдельные каналы для формир</w:t>
+      </w:r>
+      <w:r>
+        <w:rPr>
+          <w:sz w:val="20"/>
+          <w:szCs w:val="20"/>
+        </w:rPr>
+        <w:t>о</w:t>
+      </w:r>
+      <w:r>
+        <w:rPr>
+          <w:sz w:val="20"/>
+          <w:szCs w:val="20"/>
+        </w:rPr>
+        <w:t>вания импульсов положительной и отрицател</w:t>
+      </w:r>
+      <w:r>
+        <w:rPr>
+          <w:sz w:val="20"/>
+          <w:szCs w:val="20"/>
+        </w:rPr>
+        <w:t>ь</w:t>
+      </w:r>
+      <w:r>
+        <w:rPr>
+          <w:sz w:val="20"/>
+          <w:szCs w:val="20"/>
+        </w:rPr>
+        <w:t>ной полярности</w:t>
       </w:r>
       <w:r>
         <w:rPr>
@@ -1304,6 +1568,7 @@
           <w:sz w:val="20"/>
           <w:szCs w:val="20"/>
         </w:rPr>
+        <w:lastRenderedPageBreak/>
         <w:t>выходн</w:t>
       </w:r>
       <w:r>
@@ -1340,7 +1605,28 @@
           <w:sz w:val="20"/>
           <w:szCs w:val="20"/>
         </w:rPr>
-        <w:t xml:space="preserve">-канальных МОП транзисторах (схема Дарлингтона) </w:t>
+        <w:t>-канальных МОП транзист</w:t>
+      </w:r>
+      <w:r>
+        <w:rPr>
+          <w:sz w:val="20"/>
+          <w:szCs w:val="20"/>
+        </w:rPr>
+        <w:t>о</w:t>
+      </w:r>
+      <w:r>
+        <w:rPr>
+          <w:sz w:val="20"/>
+          <w:szCs w:val="20"/>
+        </w:rPr>
+        <w:t>рах (схема Дарлингтона</w:t>
+      </w:r>
+      <w:r>
+        <w:rPr>
+          <w:sz w:val="20"/>
+          <w:szCs w:val="20"/>
+        </w:rPr>
+        <w:t xml:space="preserve">) </w:t>
       </w:r>
       <w:r>
         <w:rPr>
@@ -1354,14 +1640,35 @@
           <w:sz w:val="20"/>
           <w:szCs w:val="20"/>
         </w:rPr>
-        <w:t xml:space="preserve"> на рисунке 2</w:t>
-      </w:r>
-      <w:r>
-        <w:rPr>
-          <w:sz w:val="20"/>
-          <w:szCs w:val="20"/>
-        </w:rPr>
-        <w:t xml:space="preserve">, причем второй транзистор является мощным </w:t>
+        <w:t xml:space="preserve"> на рису</w:t>
+      </w:r>
+      <w:r>
+        <w:rPr>
+          <w:sz w:val="20"/>
+          <w:szCs w:val="20"/>
+        </w:rPr>
+        <w:t>н</w:t>
+      </w:r>
+      <w:r>
+        <w:rPr>
+          <w:sz w:val="20"/>
+          <w:szCs w:val="20"/>
+        </w:rPr>
+        <w:t>ке 2</w:t>
+      </w:r>
+      <w:r>
+        <w:rPr>
+          <w:sz w:val="20"/>
+          <w:szCs w:val="20"/>
+        </w:rPr>
+        <w:t>,</w:t>
+      </w:r>
+      <w:r>
+        <w:rPr>
+          <w:sz w:val="20"/>
+          <w:szCs w:val="20"/>
+        </w:rPr>
+        <w:t xml:space="preserve"> второй транзистор является мощным </w:t>
       </w:r>
       <w:r>
         <w:rPr>
@@ -1412,10 +1719,10 @@
             <v:path o:extrusionok="f" gradientshapeok="t" o:connecttype="rect"/>
             <o:lock v:ext="edit" aspectratio="t"/>
           </v:shapetype>
-          <v:shape id="_x0000_i1025" type="#_x0000_t75" style="width:171.95pt;height:129.5pt" o:ole="">
-            <v:imagedata r:id="rId8" o:title=""/>
+          <v:shape id="_x0000_i1025" type="#_x0000_t75" style="width:172.2pt;height:129.6pt" o:ole="">
+            <v:imagedata r:id="rId9" o:title=""/>
           </v:shape>
-          <o:OLEObject Type="Embed" ProgID="Visio.Drawing.11" ShapeID="_x0000_i1025" DrawAspect="Content" ObjectID="_1852696454" r:id="rId9"/>
+          <o:OLEObject Type="Embed" ProgID="Visio.Drawing.11" ShapeID="_x0000_i1025" DrawAspect="Content" ObjectID="_1852702506" r:id="rId10"/>
         </w:object>
       </w:r>
     </w:p>
@@ -1489,7 +1796,21 @@
           <w:sz w:val="18"/>
           <w:szCs w:val="18"/>
         </w:rPr>
-        <w:t xml:space="preserve"> положительные импульсы</w:t>
+        <w:t xml:space="preserve"> полож</w:t>
+      </w:r>
+      <w:r>
+        <w:rPr>
+          <w:sz w:val="18"/>
+          <w:szCs w:val="18"/>
+        </w:rPr>
+        <w:t>и</w:t>
+      </w:r>
+      <w:r>
+        <w:rPr>
+          <w:sz w:val="18"/>
+          <w:szCs w:val="18"/>
+        </w:rPr>
+        <w:t>тельные импульсы</w:t>
       </w:r>
       <w:r>
         <w:rPr>
@@ -1515,12 +1836,21 @@
         </w:rPr>
         <w:t>U</w:t>
       </w:r>
-      <w:r>
-        <w:rPr>
-          <w:sz w:val="18"/>
-          <w:szCs w:val="18"/>
-        </w:rPr>
-        <w:t>вх – импульс напряжения на входе ОУ</w:t>
+      <w:proofErr w:type="spellStart"/>
+      <w:r>
+        <w:rPr>
+          <w:sz w:val="18"/>
+          <w:szCs w:val="18"/>
+        </w:rPr>
+        <w:t>вх</w:t>
+      </w:r>
+      <w:proofErr w:type="spellEnd"/>
+      <w:r>
+        <w:rPr>
+          <w:sz w:val="18"/>
+          <w:szCs w:val="18"/>
+        </w:rPr>
+        <w:t xml:space="preserve"> – импульс напряжения на входе ОУ</w:t>
       </w:r>
       <w:r>
         <w:rPr>
@@ -1544,12 +1874,35 @@
         </w:rPr>
         <w:t>U</w:t>
       </w:r>
-      <w:r>
-        <w:rPr>
-          <w:sz w:val="18"/>
-          <w:szCs w:val="18"/>
-        </w:rPr>
-        <w:t>вых – импульс напряжения на выходе ОУ</w:t>
+      <w:proofErr w:type="spellStart"/>
+      <w:r>
+        <w:rPr>
+          <w:sz w:val="18"/>
+          <w:szCs w:val="18"/>
+        </w:rPr>
+        <w:t>вых</w:t>
+      </w:r>
+      <w:proofErr w:type="spellEnd"/>
+      <w:r>
+        <w:rPr>
+          <w:sz w:val="18"/>
+          <w:szCs w:val="18"/>
+        </w:rPr>
+        <w:t xml:space="preserve"> – и</w:t>
+      </w:r>
+      <w:r>
+        <w:rPr>
+          <w:sz w:val="18"/>
+          <w:szCs w:val="18"/>
+        </w:rPr>
+        <w:t>м</w:t>
+      </w:r>
+      <w:r>
+        <w:rPr>
+          <w:sz w:val="18"/>
+          <w:szCs w:val="18"/>
+        </w:rPr>
+        <w:t>пульс напряжения на выходе ОУ</w:t>
       </w:r>
       <w:r>
         <w:rPr>
@@ -1570,7 +1923,21 @@
           <w:sz w:val="18"/>
           <w:szCs w:val="18"/>
         </w:rPr>
-        <w:t>ОПИ – объект подверженный испытаниям</w:t>
+        <w:t>ОПИ – объект по</w:t>
+      </w:r>
+      <w:r>
+        <w:rPr>
+          <w:sz w:val="18"/>
+          <w:szCs w:val="18"/>
+        </w:rPr>
+        <w:t>д</w:t>
+      </w:r>
+      <w:r>
+        <w:rPr>
+          <w:sz w:val="18"/>
+          <w:szCs w:val="18"/>
+        </w:rPr>
+        <w:t>верженный испытаниям</w:t>
       </w:r>
       <w:r>
         <w:rPr>
@@ -1591,7 +1958,21 @@
           <w:sz w:val="18"/>
           <w:szCs w:val="18"/>
         </w:rPr>
-        <w:t xml:space="preserve">напряжение на накопительном конденсаторе </w:t>
+        <w:t>напряжение на накопител</w:t>
+      </w:r>
+      <w:r>
+        <w:rPr>
+          <w:sz w:val="18"/>
+          <w:szCs w:val="18"/>
+        </w:rPr>
+        <w:t>ь</w:t>
+      </w:r>
+      <w:r>
+        <w:rPr>
+          <w:sz w:val="18"/>
+          <w:szCs w:val="18"/>
+        </w:rPr>
+        <w:t xml:space="preserve">ном конденсаторе </w:t>
       </w:r>
       <w:r>
         <w:rPr>
@@ -1653,7 +2034,21 @@
           <w:sz w:val="20"/>
           <w:szCs w:val="20"/>
         </w:rPr>
-        <w:t>отрицательные импульсы, первый транзистор</w:t>
+        <w:t>отрицательные и</w:t>
+      </w:r>
+      <w:r>
+        <w:rPr>
+          <w:sz w:val="20"/>
+          <w:szCs w:val="20"/>
+        </w:rPr>
+        <w:t>м</w:t>
+      </w:r>
+      <w:r>
+        <w:rPr>
+          <w:sz w:val="20"/>
+          <w:szCs w:val="20"/>
+        </w:rPr>
+        <w:t>пульсы, первый транзистор</w:t>
       </w:r>
       <w:r>
         <w:rPr>
@@ -1766,7 +2161,21 @@
           <w:sz w:val="20"/>
           <w:szCs w:val="20"/>
         </w:rPr>
-        <w:t xml:space="preserve"> МОП транзистор</w:t>
+        <w:t xml:space="preserve"> МОП транз</w:t>
+      </w:r>
+      <w:r>
+        <w:rPr>
+          <w:sz w:val="20"/>
+          <w:szCs w:val="20"/>
+        </w:rPr>
+        <w:t>и</w:t>
+      </w:r>
+      <w:r>
+        <w:rPr>
+          <w:sz w:val="20"/>
+          <w:szCs w:val="20"/>
+        </w:rPr>
+        <w:t>стор</w:t>
       </w:r>
       <w:r>
         <w:rPr>
@@ -1873,7 +2282,21 @@
           <w:sz w:val="20"/>
           <w:szCs w:val="20"/>
         </w:rPr>
-        <w:t xml:space="preserve">с помощью ОУ </w:t>
+        <w:t>с п</w:t>
+      </w:r>
+      <w:r>
+        <w:rPr>
+          <w:sz w:val="20"/>
+          <w:szCs w:val="20"/>
+        </w:rPr>
+        <w:t>о</w:t>
+      </w:r>
+      <w:r>
+        <w:rPr>
+          <w:sz w:val="20"/>
+          <w:szCs w:val="20"/>
+        </w:rPr>
+        <w:t xml:space="preserve">мощью ОУ </w:t>
       </w:r>
       <w:r>
         <w:rPr>
@@ -1931,7 +2354,21 @@
           <w:sz w:val="20"/>
           <w:szCs w:val="20"/>
         </w:rPr>
-        <w:t>при большой рассеиваемой мощности</w:t>
+        <w:t>при бол</w:t>
+      </w:r>
+      <w:r>
+        <w:rPr>
+          <w:sz w:val="20"/>
+          <w:szCs w:val="20"/>
+        </w:rPr>
+        <w:t>ь</w:t>
+      </w:r>
+      <w:r>
+        <w:rPr>
+          <w:sz w:val="20"/>
+          <w:szCs w:val="20"/>
+        </w:rPr>
+        <w:t>шой рассеиваемой мощности</w:t>
       </w:r>
       <w:r>
         <w:rPr>
@@ -1980,7 +2417,21 @@
           <w:sz w:val="20"/>
           <w:szCs w:val="20"/>
         </w:rPr>
-        <w:t xml:space="preserve">разрушающие его. </w:t>
+        <w:t>разруш</w:t>
+      </w:r>
+      <w:r>
+        <w:rPr>
+          <w:sz w:val="20"/>
+          <w:szCs w:val="20"/>
+        </w:rPr>
+        <w:t>а</w:t>
+      </w:r>
+      <w:r>
+        <w:rPr>
+          <w:sz w:val="20"/>
+          <w:szCs w:val="20"/>
+        </w:rPr>
+        <w:t xml:space="preserve">ющие его. </w:t>
       </w:r>
       <w:r>
         <w:rPr>
@@ -2022,7 +2473,21 @@
           <w:sz w:val="20"/>
           <w:szCs w:val="20"/>
         </w:rPr>
-        <w:t>параллельного включения</w:t>
+        <w:t>параллельн</w:t>
+      </w:r>
+      <w:r>
+        <w:rPr>
+          <w:sz w:val="20"/>
+          <w:szCs w:val="20"/>
+        </w:rPr>
+        <w:t>о</w:t>
+      </w:r>
+      <w:r>
+        <w:rPr>
+          <w:sz w:val="20"/>
+          <w:szCs w:val="20"/>
+        </w:rPr>
+        <w:t>го включения</w:t>
       </w:r>
       <w:r>
         <w:rPr>
@@ -2073,92 +2538,155 @@
           <w:sz w:val="20"/>
           <w:szCs w:val="20"/>
         </w:rPr>
+        <w:t>М</w:t>
+      </w:r>
+      <w:r>
+        <w:rPr>
+          <w:sz w:val="20"/>
+          <w:szCs w:val="20"/>
+        </w:rPr>
+        <w:t>ощность</w:t>
+      </w:r>
+      <w:r>
+        <w:rPr>
+          <w:sz w:val="20"/>
+          <w:szCs w:val="20"/>
+        </w:rPr>
+        <w:t>,</w:t>
+      </w:r>
+      <w:r>
+        <w:rPr>
+          <w:sz w:val="20"/>
+          <w:szCs w:val="20"/>
+        </w:rPr>
+        <w:t xml:space="preserve"> рассеиваемую транзистором</w:t>
+      </w:r>
+      <w:r>
+        <w:rPr>
+          <w:sz w:val="20"/>
+          <w:szCs w:val="20"/>
+        </w:rPr>
+        <w:t>,</w:t>
+      </w:r>
+      <w:r>
+        <w:rPr>
+          <w:sz w:val="20"/>
+          <w:szCs w:val="20"/>
+        </w:rPr>
+        <w:t xml:space="preserve"> </w:t>
+      </w:r>
+      <w:r>
+        <w:rPr>
+          <w:sz w:val="20"/>
+          <w:szCs w:val="20"/>
+        </w:rPr>
+        <w:t>можно</w:t>
+      </w:r>
+      <w:r>
+        <w:rPr>
+          <w:sz w:val="20"/>
+          <w:szCs w:val="20"/>
+        </w:rPr>
+        <w:t xml:space="preserve"> также</w:t>
+      </w:r>
+      <w:r>
+        <w:rPr>
+          <w:sz w:val="20"/>
+          <w:szCs w:val="20"/>
+        </w:rPr>
+        <w:t xml:space="preserve"> </w:t>
+      </w:r>
+      <w:r>
+        <w:rPr>
+          <w:sz w:val="20"/>
+          <w:szCs w:val="20"/>
+        </w:rPr>
+        <w:t xml:space="preserve">снизить </w:t>
+      </w:r>
+      <w:r>
+        <w:rPr>
+          <w:sz w:val="20"/>
+          <w:szCs w:val="20"/>
+        </w:rPr>
+        <w:t>если</w:t>
+      </w:r>
+      <w:r>
+        <w:rPr>
+          <w:sz w:val="20"/>
+          <w:szCs w:val="20"/>
+        </w:rPr>
+        <w:t xml:space="preserve"> </w:t>
+      </w:r>
+      <w:r>
+        <w:rPr>
+          <w:sz w:val="20"/>
+          <w:szCs w:val="20"/>
+        </w:rPr>
+        <w:t>напряжени</w:t>
+      </w:r>
+      <w:r>
+        <w:rPr>
+          <w:sz w:val="20"/>
+          <w:szCs w:val="20"/>
+        </w:rPr>
+        <w:t>е</w:t>
+      </w:r>
+      <w:r>
+        <w:rPr>
+          <w:sz w:val="20"/>
+          <w:szCs w:val="20"/>
+        </w:rPr>
+        <w:t xml:space="preserve"> на</w:t>
+      </w:r>
+      <w:r>
+        <w:rPr>
+          <w:sz w:val="20"/>
+          <w:szCs w:val="20"/>
+        </w:rPr>
+        <w:t xml:space="preserve"> его</w:t>
+      </w:r>
+      <w:r>
+        <w:rPr>
+          <w:sz w:val="20"/>
+          <w:szCs w:val="20"/>
+        </w:rPr>
+        <w:t xml:space="preserve"> </w:t>
+      </w:r>
+      <w:r>
+        <w:rPr>
+          <w:sz w:val="20"/>
+          <w:szCs w:val="20"/>
+        </w:rPr>
         <w:lastRenderedPageBreak/>
-        <w:t>М</w:t>
-      </w:r>
-      <w:r>
-        <w:rPr>
-          <w:sz w:val="20"/>
-          <w:szCs w:val="20"/>
-        </w:rPr>
-        <w:t>ощность</w:t>
-      </w:r>
-      <w:r>
-        <w:rPr>
-          <w:sz w:val="20"/>
-          <w:szCs w:val="20"/>
-        </w:rPr>
-        <w:t>,</w:t>
-      </w:r>
-      <w:r>
-        <w:rPr>
-          <w:sz w:val="20"/>
-          <w:szCs w:val="20"/>
-        </w:rPr>
-        <w:t xml:space="preserve"> рассеиваемую транзистором</w:t>
-      </w:r>
-      <w:r>
-        <w:rPr>
-          <w:sz w:val="20"/>
-          <w:szCs w:val="20"/>
-        </w:rPr>
-        <w:t>,</w:t>
-      </w:r>
-      <w:r>
-        <w:rPr>
-          <w:sz w:val="20"/>
-          <w:szCs w:val="20"/>
-        </w:rPr>
-        <w:t xml:space="preserve"> </w:t>
-      </w:r>
-      <w:r>
-        <w:rPr>
-          <w:sz w:val="20"/>
-          <w:szCs w:val="20"/>
-        </w:rPr>
-        <w:t>можно</w:t>
-      </w:r>
-      <w:r>
-        <w:rPr>
-          <w:sz w:val="20"/>
-          <w:szCs w:val="20"/>
-        </w:rPr>
-        <w:t xml:space="preserve"> также</w:t>
-      </w:r>
-      <w:r>
-        <w:rPr>
-          <w:sz w:val="20"/>
-          <w:szCs w:val="20"/>
-        </w:rPr>
-        <w:t xml:space="preserve"> </w:t>
-      </w:r>
-      <w:r>
-        <w:rPr>
-          <w:sz w:val="20"/>
-          <w:szCs w:val="20"/>
-        </w:rPr>
-        <w:t xml:space="preserve">снизить </w:t>
-      </w:r>
-      <w:r>
-        <w:rPr>
-          <w:sz w:val="20"/>
-          <w:szCs w:val="20"/>
-        </w:rPr>
-        <w:t>если</w:t>
-      </w:r>
-      <w:r>
-        <w:rPr>
-          <w:sz w:val="20"/>
-          <w:szCs w:val="20"/>
-        </w:rPr>
-        <w:t xml:space="preserve"> </w:t>
-      </w:r>
-      <w:r>
-        <w:rPr>
-          <w:sz w:val="20"/>
-          <w:szCs w:val="20"/>
-        </w:rPr>
-        <w:t>напряжени</w:t>
+        <w:t>стоке лишь не</w:t>
+      </w:r>
+      <w:r>
+        <w:rPr>
+          <w:sz w:val="20"/>
+          <w:szCs w:val="20"/>
+        </w:rPr>
+        <w:t>значительно</w:t>
+      </w:r>
+      <w:r>
+        <w:rPr>
+          <w:sz w:val="20"/>
+          <w:szCs w:val="20"/>
+        </w:rPr>
+        <w:t xml:space="preserve"> превы</w:t>
+      </w:r>
+      <w:r>
+        <w:rPr>
+          <w:sz w:val="20"/>
+          <w:szCs w:val="20"/>
+        </w:rPr>
+        <w:t>сит</w:t>
+      </w:r>
+      <w:r>
+        <w:rPr>
+          <w:sz w:val="20"/>
+          <w:szCs w:val="20"/>
+        </w:rPr>
+        <w:t xml:space="preserve"> напряж</w:t>
       </w:r>
       <w:r>
         <w:rPr>
@@ -2172,7 +2700,21 @@
           <w:sz w:val="20"/>
           <w:szCs w:val="20"/>
         </w:rPr>
-        <w:t xml:space="preserve"> на</w:t>
+        <w:t>ние</w:t>
+      </w:r>
+      <w:r>
+        <w:rPr>
+          <w:sz w:val="20"/>
+          <w:szCs w:val="20"/>
+        </w:rPr>
+        <w:t xml:space="preserve">, </w:t>
+      </w:r>
+      <w:r>
+        <w:rPr>
+          <w:sz w:val="20"/>
+          <w:szCs w:val="20"/>
+        </w:rPr>
+        <w:t>на</w:t>
       </w:r>
       <w:r>
         <w:rPr>
@@ -2186,62 +2728,6 @@
           <w:sz w:val="20"/>
           <w:szCs w:val="20"/>
         </w:rPr>
-        <w:t xml:space="preserve"> стоке лишь не</w:t>
-      </w:r>
-      <w:r>
-        <w:rPr>
-          <w:sz w:val="20"/>
-          <w:szCs w:val="20"/>
-        </w:rPr>
-        <w:t>значительно</w:t>
-      </w:r>
-      <w:r>
-        <w:rPr>
-          <w:sz w:val="20"/>
-          <w:szCs w:val="20"/>
-        </w:rPr>
-        <w:t xml:space="preserve"> превы</w:t>
-      </w:r>
-      <w:r>
-        <w:rPr>
-          <w:sz w:val="20"/>
-          <w:szCs w:val="20"/>
-        </w:rPr>
-        <w:t>сит</w:t>
-      </w:r>
-      <w:r>
-        <w:rPr>
-          <w:sz w:val="20"/>
-          <w:szCs w:val="20"/>
-        </w:rPr>
-        <w:t xml:space="preserve"> напряжение</w:t>
-      </w:r>
-      <w:r>
-        <w:rPr>
-          <w:sz w:val="20"/>
-          <w:szCs w:val="20"/>
-        </w:rPr>
-        <w:t xml:space="preserve">, </w:t>
-      </w:r>
-      <w:r>
-        <w:rPr>
-          <w:sz w:val="20"/>
-          <w:szCs w:val="20"/>
-        </w:rPr>
-        <w:t>на</w:t>
-      </w:r>
-      <w:r>
-        <w:rPr>
-          <w:sz w:val="20"/>
-          <w:szCs w:val="20"/>
-        </w:rPr>
-        <w:t xml:space="preserve"> его</w:t>
-      </w:r>
-      <w:r>
-        <w:rPr>
-          <w:sz w:val="20"/>
-          <w:szCs w:val="20"/>
-        </w:rPr>
         <w:t xml:space="preserve"> </w:t>
       </w:r>
       <w:r>
@@ -2291,14 +2777,63 @@
           <w:sz w:val="20"/>
           <w:szCs w:val="20"/>
         </w:rPr>
-        <w:t xml:space="preserve">, транзистор должен быть </w:t>
-      </w:r>
-      <w:r>
-        <w:rPr>
-          <w:sz w:val="20"/>
-          <w:szCs w:val="20"/>
-        </w:rPr>
-        <w:t>практически открыт, то есть его режим будет очень близким к полностью открытому каналу и паразитный эффект «пятен тока», присущий линейному режиму, пропадет.</w:t>
+        <w:t>, транз</w:t>
+      </w:r>
+      <w:r>
+        <w:rPr>
+          <w:sz w:val="20"/>
+          <w:szCs w:val="20"/>
+        </w:rPr>
+        <w:t>и</w:t>
+      </w:r>
+      <w:r>
+        <w:rPr>
+          <w:sz w:val="20"/>
+          <w:szCs w:val="20"/>
+        </w:rPr>
+        <w:t xml:space="preserve">стор должен быть </w:t>
+      </w:r>
+      <w:r>
+        <w:rPr>
+          <w:sz w:val="20"/>
+          <w:szCs w:val="20"/>
+        </w:rPr>
+        <w:t>практически</w:t>
+      </w:r>
+      <w:r>
+        <w:rPr>
+          <w:sz w:val="20"/>
+          <w:szCs w:val="20"/>
+        </w:rPr>
+        <w:t xml:space="preserve"> </w:t>
+      </w:r>
+      <w:r>
+        <w:rPr>
+          <w:sz w:val="20"/>
+          <w:szCs w:val="20"/>
+        </w:rPr>
+        <w:t>открыт</w:t>
+      </w:r>
+      <w:r>
+        <w:rPr>
+          <w:sz w:val="20"/>
+          <w:szCs w:val="20"/>
+        </w:rPr>
+        <w:t xml:space="preserve">, то есть его режим будет очень </w:t>
+      </w:r>
+      <w:r>
+        <w:rPr>
+          <w:sz w:val="20"/>
+          <w:szCs w:val="20"/>
+        </w:rPr>
+        <w:t>близким к полностью открытому каналу и паразитный э</w:t>
+      </w:r>
+      <w:r>
+        <w:rPr>
+          <w:sz w:val="20"/>
+          <w:szCs w:val="20"/>
+        </w:rPr>
+        <w:t>ффект «пятен тока», присущий линейному режиму, пропадет.</w:t>
       </w:r>
     </w:p>
     <w:p>
@@ -2342,7 +2877,21 @@
           <w:sz w:val="20"/>
           <w:szCs w:val="20"/>
         </w:rPr>
-        <w:t xml:space="preserve">амплитуда формируемого импульса на истоке </w:t>
+        <w:t>амплитуда формир</w:t>
+      </w:r>
+      <w:r>
+        <w:rPr>
+          <w:sz w:val="20"/>
+          <w:szCs w:val="20"/>
+        </w:rPr>
+        <w:t>у</w:t>
+      </w:r>
+      <w:r>
+        <w:rPr>
+          <w:sz w:val="20"/>
+          <w:szCs w:val="20"/>
+        </w:rPr>
+        <w:t xml:space="preserve">емого импульса на истоке </w:t>
       </w:r>
       <w:r>
         <w:rPr>
@@ -2371,7 +2920,21 @@
           <w:sz w:val="20"/>
           <w:szCs w:val="20"/>
         </w:rPr>
-        <w:t xml:space="preserve"> и имеется </w:t>
+        <w:t xml:space="preserve"> и им</w:t>
+      </w:r>
+      <w:r>
+        <w:rPr>
+          <w:sz w:val="20"/>
+          <w:szCs w:val="20"/>
+        </w:rPr>
+        <w:t>е</w:t>
+      </w:r>
+      <w:r>
+        <w:rPr>
+          <w:sz w:val="20"/>
+          <w:szCs w:val="20"/>
+        </w:rPr>
+        <w:t xml:space="preserve">ется </w:t>
       </w:r>
       <w:r>
         <w:rPr>
@@ -2428,7 +2991,21 @@
           <w:sz w:val="20"/>
           <w:szCs w:val="20"/>
         </w:rPr>
-        <w:t xml:space="preserve"> поступа</w:t>
+        <w:t xml:space="preserve"> п</w:t>
+      </w:r>
+      <w:r>
+        <w:rPr>
+          <w:sz w:val="20"/>
+          <w:szCs w:val="20"/>
+        </w:rPr>
+        <w:t>о</w:t>
+      </w:r>
+      <w:r>
+        <w:rPr>
+          <w:sz w:val="20"/>
+          <w:szCs w:val="20"/>
+        </w:rPr>
+        <w:t>ступа</w:t>
       </w:r>
       <w:r>
         <w:rPr>
@@ -2569,7 +3146,21 @@
           <w:sz w:val="20"/>
           <w:szCs w:val="20"/>
         </w:rPr>
-        <w:t>к амплитуде формируемого импульса</w:t>
+        <w:t>к амплитуде формируемого и</w:t>
+      </w:r>
+      <w:r>
+        <w:rPr>
+          <w:sz w:val="20"/>
+          <w:szCs w:val="20"/>
+        </w:rPr>
+        <w:t>м</w:t>
+      </w:r>
+      <w:r>
+        <w:rPr>
+          <w:sz w:val="20"/>
+          <w:szCs w:val="20"/>
+        </w:rPr>
+        <w:t>пульса</w:t>
       </w:r>
       <w:r>
         <w:rPr>
@@ -2646,7 +3237,21 @@
           <w:sz w:val="20"/>
           <w:szCs w:val="20"/>
         </w:rPr>
-        <w:t xml:space="preserve">источника испытательных импульсов </w:t>
+        <w:t>источн</w:t>
+      </w:r>
+      <w:r>
+        <w:rPr>
+          <w:sz w:val="20"/>
+          <w:szCs w:val="20"/>
+        </w:rPr>
+        <w:t>и</w:t>
+      </w:r>
+      <w:r>
+        <w:rPr>
+          <w:sz w:val="20"/>
+          <w:szCs w:val="20"/>
+        </w:rPr>
+        <w:t xml:space="preserve">ка испытательных импульсов </w:t>
       </w:r>
       <w:r>
         <w:rPr>
@@ -2704,7 +3309,21 @@
           <w:sz w:val="20"/>
           <w:szCs w:val="20"/>
         </w:rPr>
-        <w:t xml:space="preserve">режима работы каждого из каналов источника испытательных импульсов, </w:t>
+        <w:t>режима работы каждого из каналов источника испыт</w:t>
+      </w:r>
+      <w:r>
+        <w:rPr>
+          <w:sz w:val="20"/>
+          <w:szCs w:val="20"/>
+        </w:rPr>
+        <w:t>а</w:t>
+      </w:r>
+      <w:r>
+        <w:rPr>
+          <w:sz w:val="20"/>
+          <w:szCs w:val="20"/>
+        </w:rPr>
+        <w:t xml:space="preserve">тельных импульсов, </w:t>
       </w:r>
       <w:r>
         <w:rPr>
@@ -2725,7 +3344,21 @@
           <w:sz w:val="20"/>
           <w:szCs w:val="20"/>
         </w:rPr>
-        <w:t>формирова</w:t>
+        <w:t>форм</w:t>
+      </w:r>
+      <w:r>
+        <w:rPr>
+          <w:sz w:val="20"/>
+          <w:szCs w:val="20"/>
+        </w:rPr>
+        <w:t>и</w:t>
+      </w:r>
+      <w:r>
+        <w:rPr>
+          <w:sz w:val="20"/>
+          <w:szCs w:val="20"/>
+        </w:rPr>
+        <w:t>рова</w:t>
       </w:r>
       <w:r>
         <w:rPr>
@@ -2760,7 +3393,21 @@
           <w:sz w:val="20"/>
           <w:szCs w:val="20"/>
         </w:rPr>
-        <w:t>прецизионн</w:t>
+        <w:t>прецизио</w:t>
+      </w:r>
+      <w:r>
+        <w:rPr>
+          <w:sz w:val="20"/>
+          <w:szCs w:val="20"/>
+        </w:rPr>
+        <w:t>н</w:t>
+      </w:r>
+      <w:r>
+        <w:rPr>
+          <w:sz w:val="20"/>
+          <w:szCs w:val="20"/>
+        </w:rPr>
+        <w:t>н</w:t>
       </w:r>
       <w:r>
         <w:rPr>
@@ -2844,28 +3491,35 @@
           <w:sz w:val="20"/>
           <w:szCs w:val="20"/>
         </w:rPr>
-        <w:t xml:space="preserve"> функционирования </w:t>
-      </w:r>
-      <w:r>
-        <w:rPr>
-          <w:sz w:val="20"/>
-          <w:szCs w:val="20"/>
-        </w:rPr>
-        <w:t>источника.</w:t>
-      </w:r>
-      <w:r>
-        <w:rPr>
-          <w:sz w:val="20"/>
-          <w:szCs w:val="20"/>
-        </w:rPr>
-        <w:t xml:space="preserve"> </w:t>
-      </w:r>
-      <w:r>
-        <w:rPr>
-          <w:sz w:val="20"/>
-          <w:szCs w:val="20"/>
-        </w:rPr>
-        <w:t>Попытка э</w:t>
+        <w:t>.</w:t>
+      </w:r>
+      <w:r>
+        <w:rPr>
+          <w:sz w:val="20"/>
+          <w:szCs w:val="20"/>
+        </w:rPr>
+        <w:t xml:space="preserve"> </w:t>
+      </w:r>
+      <w:r>
+        <w:rPr>
+          <w:sz w:val="20"/>
+          <w:szCs w:val="20"/>
+        </w:rPr>
+        <w:t>П</w:t>
+      </w:r>
+      <w:r>
+        <w:rPr>
+          <w:sz w:val="20"/>
+          <w:szCs w:val="20"/>
+        </w:rPr>
+        <w:t>о</w:t>
+      </w:r>
+      <w:r>
+        <w:rPr>
+          <w:sz w:val="20"/>
+          <w:szCs w:val="20"/>
+        </w:rPr>
+        <w:t>пытка э</w:t>
       </w:r>
       <w:r>
         <w:rPr>
@@ -2907,7 +3561,21 @@
           <w:sz w:val="20"/>
           <w:szCs w:val="20"/>
         </w:rPr>
-        <w:t>я этой проблемы</w:t>
+        <w:t>я этой пр</w:t>
+      </w:r>
+      <w:r>
+        <w:rPr>
+          <w:sz w:val="20"/>
+          <w:szCs w:val="20"/>
+        </w:rPr>
+        <w:t>о</w:t>
+      </w:r>
+      <w:r>
+        <w:rPr>
+          <w:sz w:val="20"/>
+          <w:szCs w:val="20"/>
+        </w:rPr>
+        <w:t>блемы</w:t>
       </w:r>
       <w:r>
         <w:rPr>
@@ -3069,7 +3737,21 @@
           <w:sz w:val="20"/>
           <w:szCs w:val="20"/>
         </w:rPr>
-        <w:t xml:space="preserve"> рисун</w:t>
+        <w:t xml:space="preserve"> р</w:t>
+      </w:r>
+      <w:r>
+        <w:rPr>
+          <w:sz w:val="20"/>
+          <w:szCs w:val="20"/>
+        </w:rPr>
+        <w:t>и</w:t>
+      </w:r>
+      <w:r>
+        <w:rPr>
+          <w:sz w:val="20"/>
+          <w:szCs w:val="20"/>
+        </w:rPr>
+        <w:t>сун</w:t>
       </w:r>
       <w:r>
         <w:rPr>
@@ -3121,7 +3803,21 @@
           <w:sz w:val="20"/>
           <w:szCs w:val="20"/>
         </w:rPr>
-        <w:t>на стоке транзистора</w:t>
+        <w:t>на стоке тра</w:t>
+      </w:r>
+      <w:r>
+        <w:rPr>
+          <w:sz w:val="20"/>
+          <w:szCs w:val="20"/>
+        </w:rPr>
+        <w:t>н</w:t>
+      </w:r>
+      <w:r>
+        <w:rPr>
+          <w:sz w:val="20"/>
+          <w:szCs w:val="20"/>
+        </w:rPr>
+        <w:t>зистора</w:t>
       </w:r>
       <w:r>
         <w:rPr>
@@ -3227,7 +3923,21 @@
           <w:sz w:val="20"/>
           <w:szCs w:val="20"/>
         </w:rPr>
-        <w:t>пассивных компонентов</w:t>
+        <w:t>па</w:t>
+      </w:r>
+      <w:r>
+        <w:rPr>
+          <w:sz w:val="20"/>
+          <w:szCs w:val="20"/>
+        </w:rPr>
+        <w:t>с</w:t>
+      </w:r>
+      <w:r>
+        <w:rPr>
+          <w:sz w:val="20"/>
+          <w:szCs w:val="20"/>
+        </w:rPr>
+        <w:t>сивных компонентов</w:t>
       </w:r>
       <w:r>
         <w:rPr>
@@ -3271,7 +3981,21 @@
           <w:sz w:val="20"/>
           <w:szCs w:val="20"/>
         </w:rPr>
-        <w:t>С помощью моделирования установлено, что оптимальное значение напряжения на накопительном конденсаторе в положительном канале составля</w:t>
+        <w:t>С помощью моделирования установлено, что оптимальное значение напряжения на накоп</w:t>
+      </w:r>
+      <w:r>
+        <w:rPr>
+          <w:sz w:val="20"/>
+          <w:szCs w:val="20"/>
+        </w:rPr>
+        <w:t>и</w:t>
+      </w:r>
+      <w:r>
+        <w:rPr>
+          <w:sz w:val="20"/>
+          <w:szCs w:val="20"/>
+        </w:rPr>
+        <w:t>тельном конденсаторе в положительном канале составля</w:t>
       </w:r>
       <w:r>
         <w:rPr>
@@ -3361,6 +4085,7 @@
         </w:rPr>
         <w:t>U</w:t>
       </w:r>
+      <w:proofErr w:type="spellStart"/>
       <w:r>
         <w:rPr>
           <w:sz w:val="20"/>
@@ -3368,6 +4093,7 @@
         </w:rPr>
         <w:t>вых</w:t>
       </w:r>
+      <w:proofErr w:type="spellEnd"/>
       <w:r>
         <w:rPr>
           <w:sz w:val="20"/>
@@ -3380,21 +4106,7 @@
           <w:sz w:val="20"/>
           <w:szCs w:val="20"/>
         </w:rPr>
-        <w:t>20</w:t>
-      </w:r>
-      <w:r>
-        <w:rPr>
-          <w:sz w:val="20"/>
-          <w:szCs w:val="20"/>
-        </w:rPr>
-        <w:t> В</w:t>
-      </w:r>
-      <w:r>
-        <w:rPr>
-          <w:sz w:val="20"/>
-          <w:szCs w:val="20"/>
-        </w:rPr>
-        <w:t>.</w:t>
+        <w:t>20 В.</w:t>
       </w:r>
       <w:r>
         <w:rPr>
@@ -3430,14 +4142,7 @@
           <w:sz w:val="20"/>
           <w:szCs w:val="20"/>
         </w:rPr>
-        <w:t>н</w:t>
-      </w:r>
-      <w:r>
-        <w:rPr>
-          <w:sz w:val="20"/>
-          <w:szCs w:val="20"/>
-        </w:rPr>
-        <w:t xml:space="preserve"> </w:t>
+        <w:t xml:space="preserve">н </w:t>
       </w:r>
       <w:r>
         <w:rPr>
@@ -3451,21 +4156,49 @@
           <w:sz w:val="20"/>
           <w:szCs w:val="20"/>
         </w:rPr>
-        <w:t xml:space="preserve"> объясняется тем, что схема Шиклаи, по сравнению со схемой Дарлингтона, требует большего напряжения на</w:t>
-      </w:r>
-      <w:r>
-        <w:rPr>
-          <w:sz w:val="20"/>
-          <w:szCs w:val="20"/>
-        </w:rPr>
-        <w:t xml:space="preserve"> </w:t>
-      </w:r>
-      <w:r>
-        <w:rPr>
-          <w:sz w:val="20"/>
-          <w:szCs w:val="20"/>
-        </w:rPr>
-        <w:t xml:space="preserve">первом </w:t>
+        <w:t xml:space="preserve"> объясняется тем, что схема Шиклаи, по сравнению со схемой Да</w:t>
+      </w:r>
+      <w:r>
+        <w:rPr>
+          <w:sz w:val="20"/>
+          <w:szCs w:val="20"/>
+        </w:rPr>
+        <w:t>р</w:t>
+      </w:r>
+      <w:r>
+        <w:rPr>
+          <w:sz w:val="20"/>
+          <w:szCs w:val="20"/>
+        </w:rPr>
+        <w:t>лингтона, требует большего напряжения на</w:t>
+      </w:r>
+      <w:r>
+        <w:rPr>
+          <w:sz w:val="20"/>
+          <w:szCs w:val="20"/>
+        </w:rPr>
+        <w:t xml:space="preserve"> </w:t>
+      </w:r>
+      <w:r>
+        <w:rPr>
+          <w:sz w:val="20"/>
+          <w:szCs w:val="20"/>
+        </w:rPr>
+        <w:t>пе</w:t>
+      </w:r>
+      <w:r>
+        <w:rPr>
+          <w:sz w:val="20"/>
+          <w:szCs w:val="20"/>
+        </w:rPr>
+        <w:t>р</w:t>
+      </w:r>
+      <w:r>
+        <w:rPr>
+          <w:sz w:val="20"/>
+          <w:szCs w:val="20"/>
+        </w:rPr>
+        <w:t xml:space="preserve">вом </w:t>
       </w:r>
       <w:r>
         <w:rPr>
@@ -3531,7 +4264,21 @@
           <w:sz w:val="20"/>
           <w:szCs w:val="20"/>
         </w:rPr>
-        <w:t>Для иллюстрации результатов моделирования</w:t>
+        <w:t>Для иллюстрации результатов моделиров</w:t>
+      </w:r>
+      <w:r>
+        <w:rPr>
+          <w:sz w:val="20"/>
+          <w:szCs w:val="20"/>
+        </w:rPr>
+        <w:t>а</w:t>
+      </w:r>
+      <w:r>
+        <w:rPr>
+          <w:sz w:val="20"/>
+          <w:szCs w:val="20"/>
+        </w:rPr>
+        <w:t>ния</w:t>
       </w:r>
       <w:r>
         <w:rPr>
@@ -3601,7 +4348,21 @@
           <w:sz w:val="20"/>
           <w:szCs w:val="20"/>
         </w:rPr>
-        <w:t xml:space="preserve"> на рисунке 3 представлены временные диаграммы выходного импульса напряжения</w:t>
+        <w:t xml:space="preserve"> на р</w:t>
+      </w:r>
+      <w:r>
+        <w:rPr>
+          <w:sz w:val="20"/>
+          <w:szCs w:val="20"/>
+        </w:rPr>
+        <w:t>и</w:t>
+      </w:r>
+      <w:r>
+        <w:rPr>
+          <w:sz w:val="20"/>
+          <w:szCs w:val="20"/>
+        </w:rPr>
+        <w:t>сунке 3 представлены временные диаграммы выходного импульса напряжения</w:t>
       </w:r>
       <w:r>
         <w:rPr>
@@ -3615,7 +4376,21 @@
           <w:sz w:val="20"/>
           <w:szCs w:val="20"/>
         </w:rPr>
-        <w:t xml:space="preserve"> 50 В и соответствующие ему диаграммы мощности, рассеиваемой транзисторами </w:t>
+        <w:t xml:space="preserve"> 50 В и соответствующие ему диаграммы мо</w:t>
+      </w:r>
+      <w:r>
+        <w:rPr>
+          <w:sz w:val="20"/>
+          <w:szCs w:val="20"/>
+        </w:rPr>
+        <w:t>щ</w:t>
+      </w:r>
+      <w:r>
+        <w:rPr>
+          <w:sz w:val="20"/>
+          <w:szCs w:val="20"/>
+        </w:rPr>
+        <w:t xml:space="preserve">ности, рассеиваемой транзисторами </w:t>
       </w:r>
       <w:r>
         <w:rPr>
@@ -3689,7 +4464,7 @@
           <w:szCs w:val="20"/>
           <w:lang w:val="en-US"/>
         </w:rPr>
-        <w:t>W</w:t>
+        <w:t>P</w:t>
       </w:r>
       <w:r>
         <w:rPr>
@@ -3726,7 +4501,21 @@
           <w:sz w:val="20"/>
           <w:szCs w:val="20"/>
         </w:rPr>
-        <w:t>, при моделировании,</w:t>
+        <w:t>, при мод</w:t>
+      </w:r>
+      <w:r>
+        <w:rPr>
+          <w:sz w:val="20"/>
+          <w:szCs w:val="20"/>
+        </w:rPr>
+        <w:t>е</w:t>
+      </w:r>
+      <w:r>
+        <w:rPr>
+          <w:sz w:val="20"/>
+          <w:szCs w:val="20"/>
+        </w:rPr>
+        <w:t>лировании,</w:t>
       </w:r>
       <w:r>
         <w:rPr>
@@ -3752,17 +4541,20 @@
         <w:rPr>
           <w:sz w:val="20"/>
           <w:szCs w:val="20"/>
-        </w:rPr>
-      </w:pPr>
+          <w:lang w:val="en-US"/>
+        </w:rPr>
+      </w:pPr>
+      <w:bookmarkStart w:id="0" w:name="_GoBack"/>
       <w:r>
         <w:rPr>
           <w:noProof/>
           <w:lang w:eastAsia="ru-RU"/>
         </w:rPr>
+        <w:lastRenderedPageBreak/>
         <w:drawing>
-          <wp:inline distT="0" distB="0" distL="0" distR="0" wp14:anchorId="4E32AB46" wp14:editId="08E16FFA">
-            <wp:extent cx="2029968" cy="2929153"/>
-            <wp:effectExtent l="0" t="0" r="8890" b="5080"/>
+          <wp:inline distT="0" distB="0" distL="0" distR="0" wp14:anchorId="4E32AB46" wp14:editId="6A0E479D">
+            <wp:extent cx="1987282" cy="2867558"/>
+            <wp:effectExtent l="0" t="0" r="0" b="9525"/>
             <wp:docPr id="1" name="Рисунок 1"/>
             <wp:cNvGraphicFramePr>
               <a:graphicFrameLocks xmlns:a="http://schemas.openxmlformats.org/drawingml/2006/main" noChangeAspect="1"/>
@@ -3775,7 +4567,7 @@
                     <pic:cNvPicPr/>
                   </pic:nvPicPr>
                   <pic:blipFill>
-                    <a:blip r:embed="rId10"/>
+                    <a:blip r:embed="rId11"/>
                     <a:stretch>
                       <a:fillRect/>
                     </a:stretch>
@@ -3783,7 +4575,7 @@
                   <pic:spPr>
                     <a:xfrm>
                       <a:off x="0" y="0"/>
-                      <a:ext cx="2056267" cy="2967101"/>
+                      <a:ext cx="2015142" cy="2907759"/>
                     </a:xfrm>
                     <a:prstGeom prst="rect">
                       <a:avLst/>
@@ -3795,6 +4587,7 @@
           </wp:inline>
         </w:drawing>
       </w:r>
+      <w:bookmarkEnd w:id="0"/>
     </w:p>
     <w:p>
       <w:pPr>
@@ -4043,7 +4836,7 @@
           <w:sz w:val="18"/>
           <w:szCs w:val="18"/>
         </w:rPr>
-        <w:t>мощности</w:t>
+        <w:t>мощност</w:t>
       </w:r>
       <w:r>
         <w:rPr>
@@ -4271,7 +5064,21 @@
           <w:sz w:val="20"/>
           <w:szCs w:val="20"/>
         </w:rPr>
-        <w:t>соответствует длительности входного импульса</w:t>
+        <w:t>с</w:t>
+      </w:r>
+      <w:r>
+        <w:rPr>
+          <w:sz w:val="20"/>
+          <w:szCs w:val="20"/>
+        </w:rPr>
+        <w:t>о</w:t>
+      </w:r>
+      <w:r>
+        <w:rPr>
+          <w:sz w:val="20"/>
+          <w:szCs w:val="20"/>
+        </w:rPr>
+        <w:t>ответствует длительности входного импульса</w:t>
       </w:r>
       <w:r>
         <w:rPr>
@@ -4330,7 +5137,21 @@
           <w:sz w:val="20"/>
           <w:szCs w:val="20"/>
         </w:rPr>
-        <w:t xml:space="preserve"> только в течение фронта выходного импульса, </w:t>
+        <w:t xml:space="preserve"> тол</w:t>
+      </w:r>
+      <w:r>
+        <w:rPr>
+          <w:sz w:val="20"/>
+          <w:szCs w:val="20"/>
+        </w:rPr>
+        <w:t>ь</w:t>
+      </w:r>
+      <w:r>
+        <w:rPr>
+          <w:sz w:val="20"/>
+          <w:szCs w:val="20"/>
+        </w:rPr>
+        <w:t xml:space="preserve">ко в течение фронта выходного импульса, </w:t>
       </w:r>
     </w:p>
     <w:p>
@@ -4438,7 +5259,21 @@
           <w:sz w:val="20"/>
           <w:szCs w:val="20"/>
         </w:rPr>
-        <w:t>и плоскую вершину 2 кВт.</w:t>
+        <w:t>и пло</w:t>
+      </w:r>
+      <w:r>
+        <w:rPr>
+          <w:sz w:val="20"/>
+          <w:szCs w:val="20"/>
+        </w:rPr>
+        <w:t>с</w:t>
+      </w:r>
+      <w:r>
+        <w:rPr>
+          <w:sz w:val="20"/>
+          <w:szCs w:val="20"/>
+        </w:rPr>
+        <w:t>кую вершину 2 кВт.</w:t>
       </w:r>
     </w:p>
     <w:p>
@@ -4489,7 +5324,21 @@
           <w:sz w:val="20"/>
           <w:szCs w:val="20"/>
         </w:rPr>
-        <w:t xml:space="preserve">бласть безопасной работы маломощного транзистора </w:t>
+        <w:t>бласть безопа</w:t>
+      </w:r>
+      <w:r>
+        <w:rPr>
+          <w:sz w:val="20"/>
+          <w:szCs w:val="20"/>
+        </w:rPr>
+        <w:t>с</w:t>
+      </w:r>
+      <w:r>
+        <w:rPr>
+          <w:sz w:val="20"/>
+          <w:szCs w:val="20"/>
+        </w:rPr>
+        <w:t xml:space="preserve">ной работы маломощного транзистора </w:t>
       </w:r>
       <w:r>
         <w:rPr>
@@ -4511,7 +5360,21 @@
           <w:sz w:val="20"/>
           <w:szCs w:val="20"/>
         </w:rPr>
-        <w:t xml:space="preserve"> допускает рассеивание мощности до 80 Вт, при длительности импульса</w:t>
+        <w:t xml:space="preserve"> д</w:t>
+      </w:r>
+      <w:r>
+        <w:rPr>
+          <w:sz w:val="20"/>
+          <w:szCs w:val="20"/>
+        </w:rPr>
+        <w:t>о</w:t>
+      </w:r>
+      <w:r>
+        <w:rPr>
+          <w:sz w:val="20"/>
+          <w:szCs w:val="20"/>
+        </w:rPr>
+        <w:t>пускает рассеивание мощности до 80 Вт, при длительности импульса</w:t>
       </w:r>
       <w:r>
         <w:rPr>
@@ -4682,7 +5545,35 @@
           <w:sz w:val="20"/>
           <w:szCs w:val="20"/>
         </w:rPr>
-        <w:t>обеспечивает формирование испытательного импульса амплитудой до 50 В при токе до 200 А и</w:t>
+        <w:t>обе</w:t>
+      </w:r>
+      <w:r>
+        <w:rPr>
+          <w:sz w:val="20"/>
+          <w:szCs w:val="20"/>
+        </w:rPr>
+        <w:t>с</w:t>
+      </w:r>
+      <w:r>
+        <w:rPr>
+          <w:sz w:val="20"/>
+          <w:szCs w:val="20"/>
+        </w:rPr>
+        <w:t>печивает формирование испытательного и</w:t>
+      </w:r>
+      <w:r>
+        <w:rPr>
+          <w:sz w:val="20"/>
+          <w:szCs w:val="20"/>
+        </w:rPr>
+        <w:t>м</w:t>
+      </w:r>
+      <w:r>
+        <w:rPr>
+          <w:sz w:val="20"/>
+          <w:szCs w:val="20"/>
+        </w:rPr>
+        <w:t>пульса амплитудой до 50 В при токе до 200 А и</w:t>
       </w:r>
       <w:r>
         <w:rPr>
@@ -4783,6 +5674,13 @@
           <w:szCs w:val="20"/>
         </w:rPr>
         <w:t xml:space="preserve"> раз ниже их предельных возможностей</w:t>
+      </w:r>
+      <w:r>
+        <w:rPr>
+          <w:sz w:val="20"/>
+          <w:szCs w:val="20"/>
+        </w:rPr>
+        <w:t>.</w:t>
       </w:r>
     </w:p>
     <w:p>
@@ -4831,7 +5729,23 @@
           <w:sz w:val="18"/>
           <w:szCs w:val="18"/>
         </w:rPr>
-        <w:t xml:space="preserve">Б. Н. Лисенков, О. В. Сидорик. </w:t>
+        <w:t xml:space="preserve">Б. Н. Лисенков, О. В. </w:t>
+      </w:r>
+      <w:proofErr w:type="spellStart"/>
+      <w:r>
+        <w:rPr>
+          <w:sz w:val="18"/>
+          <w:szCs w:val="18"/>
+        </w:rPr>
+        <w:t>Сидорик</w:t>
+      </w:r>
+      <w:proofErr w:type="spellEnd"/>
+      <w:r>
+        <w:rPr>
+          <w:sz w:val="18"/>
+          <w:szCs w:val="18"/>
+        </w:rPr>
+        <w:t xml:space="preserve">. </w:t>
       </w:r>
     </w:p>
     <w:p>
@@ -4847,7 +5761,21 @@
           <w:sz w:val="18"/>
           <w:szCs w:val="18"/>
         </w:rPr>
-        <w:t xml:space="preserve">Формирование мощных прямоугольных импульсов напряжения </w:t>
+        <w:t>Формирование мощных прямоугольных импул</w:t>
+      </w:r>
+      <w:r>
+        <w:rPr>
+          <w:sz w:val="18"/>
+          <w:szCs w:val="18"/>
+        </w:rPr>
+        <w:t>ь</w:t>
+      </w:r>
+      <w:r>
+        <w:rPr>
+          <w:sz w:val="18"/>
+          <w:szCs w:val="18"/>
+        </w:rPr>
+        <w:t xml:space="preserve">сов напряжения </w:t>
       </w:r>
       <w:r>
         <w:rPr>
@@ -4970,7 +5898,21 @@
           <w:sz w:val="18"/>
           <w:szCs w:val="18"/>
         </w:rPr>
-        <w:t xml:space="preserve">Основы теории и особенности применения линейных </w:t>
+        <w:t>Основы теории и особенности применения л</w:t>
+      </w:r>
+      <w:r>
+        <w:rPr>
+          <w:sz w:val="18"/>
+          <w:szCs w:val="18"/>
+        </w:rPr>
+        <w:t>и</w:t>
+      </w:r>
+      <w:r>
+        <w:rPr>
+          <w:sz w:val="18"/>
+          <w:szCs w:val="18"/>
+        </w:rPr>
+        <w:t xml:space="preserve">нейных </w:t>
       </w:r>
       <w:r>
         <w:rPr>
@@ -5000,8 +5942,8 @@
 </file>
 
 <file path=word/numbering.xml><?xml version="1.0" encoding="utf-8"?>
-<w:numbering xmlns:wpc="http://schemas.microsoft.com/office/word/2010/wordprocessingCanvas" xmlns:cx="http://schemas.microsoft.com/office/drawing/2014/chartex" xmlns:cx1="http://schemas.microsoft.com/office/drawing/2015/9/8/chartex" xmlns:cx2="http://schemas.microsoft.com/office/drawing/2015/10/21/chartex" xmlns:cx3="http://schemas.microsoft.com/office/drawing/2016/5/9/chartex" xmlns:cx4="http://schemas.microsoft.com/office/drawing/2016/5/10/chartex" xmlns:cx5="http://schemas.microsoft.com/office/drawing/2016/5/11/chartex" xmlns:cx6="http://schemas.microsoft.com/office/drawing/2016/5/12/chartex" xmlns:cx7="http://schemas.microsoft.com/office/drawing/2016/5/13/chartex" xmlns:cx8="http://schemas.microsoft.com/office/drawing/2016/5/14/chartex" xmlns:mc="http://schemas.openxmlformats.org/markup-compatibility/2006" xmlns:aink="http://schemas.microsoft.com/office/drawing/2016/ink" xmlns:am3d="http://schemas.microsoft.com/office/drawing/2017/model3d" xmlns:o="urn:schemas-microsoft-com:office:office" xmlns:oel="http://schemas.microsoft.com/office/2019/extlst" xmlns:r="http://schemas.openxmlformats.org/officeDocument/2006/relationships" xmlns:m="http://schemas.openxmlformats.org/officeDocument/2006/math" xmlns:v="urn:schemas-microsoft-com:vml" xmlns:wp14="http://schemas.microsoft.com/office/word/2010/wordprocessingDrawing" xmlns:wp="http://schemas.openxmlformats.org/drawingml/2006/wordprocessingDrawing" xmlns:w10="urn:schemas-microsoft-com:office:word" xmlns:w="http://schemas.openxmlformats.org/wordprocessingml/2006/main" xmlns:w14="http://schemas.microsoft.com/office/word/2010/wordml" xmlns:w15="http://schemas.microsoft.com/office/word/2012/wordml" xmlns:w16cex="http://schemas.microsoft.com/office/word/2018/wordml/cex" xmlns:w16cid="http://schemas.microsoft.com/office/word/2016/wordml/cid" xmlns:w16="http://schemas.microsoft.com/office/word/2018/wordml" xmlns:w16sdtdh="http://schemas.microsoft.com/office/word/2020/wordml/sdtdatahash" xmlns:w16se="http://schemas.microsoft.com/office/word/2015/wordml/symex" xmlns:wpg="http://schemas.microsoft.com/office/word/2010/wordprocessingGroup" xmlns:wpi="http://schemas.microsoft.com/office/word/2010/wordprocessingInk" xmlns:wne="http://schemas.microsoft.com/office/word/2006/wordml" xmlns:wps="http://schemas.microsoft.com/office/word/2010/wordprocessingShape" mc:Ignorable="w14 w15 w16se w16cid w16 w16cex w16sdtdh wp14">
-  <w:abstractNum w:abstractNumId="0" w15:restartNumberingAfterBreak="0">
+<w:numbering xmlns:wpc="http://schemas.microsoft.com/office/word/2010/wordprocessingCanvas" xmlns:mc="http://schemas.openxmlformats.org/markup-compatibility/2006" xmlns:o="urn:schemas-microsoft-com:office:office" xmlns:r="http://schemas.openxmlformats.org/officeDocument/2006/relationships" xmlns:m="http://schemas.openxmlformats.org/officeDocument/2006/math" xmlns:v="urn:schemas-microsoft-com:vml" xmlns:wp14="http://schemas.microsoft.com/office/word/2010/wordprocessingDrawing" xmlns:wp="http://schemas.openxmlformats.org/drawingml/2006/wordprocessingDrawing" xmlns:w10="urn:schemas-microsoft-com:office:word" xmlns:w="http://schemas.openxmlformats.org/wordprocessingml/2006/main" xmlns:w14="http://schemas.microsoft.com/office/word/2010/wordml" xmlns:wpg="http://schemas.microsoft.com/office/word/2010/wordprocessingGroup" xmlns:wpi="http://schemas.microsoft.com/office/word/2010/wordprocessingInk" xmlns:wne="http://schemas.microsoft.com/office/word/2006/wordml" xmlns:wps="http://schemas.microsoft.com/office/word/2010/wordprocessingShape" mc:Ignorable="w14 wp14">
+  <w:abstractNum w:abstractNumId="0">
     <w:nsid w:val="2F64396B"/>
     <w:multiLevelType w:val="hybridMultilevel"/>
     <w:tmpl w:val="4E6E2A7E"/>
@@ -5117,14 +6059,14 @@
       </w:pPr>
     </w:lvl>
   </w:abstractNum>
-  <w:num w:numId="1" w16cid:durableId="54552549">
+  <w:num w:numId="1">
     <w:abstractNumId w:val="0"/>
   </w:num>
 </w:numbering>
 </file>
 
 <file path=word/styles.xml><?xml version="1.0" encoding="utf-8"?>
-<w:styles xmlns:mc="http://schemas.openxmlformats.org/markup-compatibility/2006" xmlns:r="http://schemas.openxmlformats.org/officeDocument/2006/relationships" xmlns:w="http://schemas.openxmlformats.org/wordprocessingml/2006/main" xmlns:w14="http://schemas.microsoft.com/office/word/2010/wordml" xmlns:w15="http://schemas.microsoft.com/office/word/2012/wordml" xmlns:w16cex="http://schemas.microsoft.com/office/word/2018/wordml/cex" xmlns:w16cid="http://schemas.microsoft.com/office/word/2016/wordml/cid" xmlns:w16="http://schemas.microsoft.com/office/word/2018/wordml" xmlns:w16sdtdh="http://schemas.microsoft.com/office/word/2020/wordml/sdtdatahash" xmlns:w16se="http://schemas.microsoft.com/office/word/2015/wordml/symex" mc:Ignorable="w14 w15 w16se w16cid w16 w16cex w16sdtdh">
+<w:styles xmlns:mc="http://schemas.openxmlformats.org/markup-compatibility/2006" xmlns:r="http://schemas.openxmlformats.org/officeDocument/2006/relationships" xmlns:w="http://schemas.openxmlformats.org/wordprocessingml/2006/main" xmlns:w14="http://schemas.microsoft.com/office/word/2010/wordml" mc:Ignorable="w14">
   <w:docDefaults>
     <w:rPrDefault>
       <w:rPr>
@@ -5141,383 +6083,438 @@
       </w:pPr>
     </w:pPrDefault>
   </w:docDefaults>
-  <w:latentStyles w:defLockedState="0" w:defUIPriority="99" w:defSemiHidden="0" w:defUnhideWhenUsed="0" w:defQFormat="0" w:count="376">
-    <w:lsdException w:name="Normal" w:uiPriority="0" w:qFormat="1"/>
-    <w:lsdException w:name="heading 1" w:uiPriority="9" w:qFormat="1"/>
-    <w:lsdException w:name="heading 2" w:semiHidden="1" w:uiPriority="9" w:unhideWhenUsed="1" w:qFormat="1"/>
-    <w:lsdException w:name="heading 3" w:semiHidden="1" w:uiPriority="9" w:unhideWhenUsed="1" w:qFormat="1"/>
-    <w:lsdException w:name="heading 4" w:semiHidden="1" w:uiPriority="9" w:unhideWhenUsed="1" w:qFormat="1"/>
-    <w:lsdException w:name="heading 5" w:semiHidden="1" w:uiPriority="9" w:unhideWhenUsed="1" w:qFormat="1"/>
-    <w:lsdException w:name="heading 6" w:semiHidden="1" w:uiPriority="9" w:unhideWhenUsed="1" w:qFormat="1"/>
-    <w:lsdException w:name="heading 7" w:semiHidden="1" w:uiPriority="9" w:unhideWhenUsed="1" w:qFormat="1"/>
-    <w:lsdException w:name="heading 8" w:semiHidden="1" w:uiPriority="9" w:unhideWhenUsed="1" w:qFormat="1"/>
-    <w:lsdException w:name="heading 9" w:semiHidden="1" w:uiPriority="9" w:unhideWhenUsed="1" w:qFormat="1"/>
-    <w:lsdException w:name="index 1" w:semiHidden="1" w:unhideWhenUsed="1"/>
-    <w:lsdException w:name="index 2" w:semiHidden="1" w:unhideWhenUsed="1"/>
-    <w:lsdException w:name="index 3" w:semiHidden="1" w:unhideWhenUsed="1"/>
-    <w:lsdException w:name="index 4" w:semiHidden="1" w:unhideWhenUsed="1"/>
-    <w:lsdException w:name="index 5" w:semiHidden="1" w:unhideWhenUsed="1"/>
-    <w:lsdException w:name="index 6" w:semiHidden="1" w:unhideWhenUsed="1"/>
-    <w:lsdException w:name="index 7" w:semiHidden="1" w:unhideWhenUsed="1"/>
-    <w:lsdException w:name="index 8" w:semiHidden="1" w:unhideWhenUsed="1"/>
-    <w:lsdException w:name="index 9" w:semiHidden="1" w:unhideWhenUsed="1"/>
-    <w:lsdException w:name="toc 1" w:semiHidden="1" w:uiPriority="39" w:unhideWhenUsed="1"/>
-    <w:lsdException w:name="toc 2" w:semiHidden="1" w:uiPriority="39" w:unhideWhenUsed="1"/>
-    <w:lsdException w:name="toc 3" w:semiHidden="1" w:uiPriority="39" w:unhideWhenUsed="1"/>
-    <w:lsdException w:name="toc 4" w:semiHidden="1" w:uiPriority="39" w:unhideWhenUsed="1"/>
-    <w:lsdException w:name="toc 5" w:semiHidden="1" w:uiPriority="39" w:unhideWhenUsed="1"/>
-    <w:lsdException w:name="toc 6" w:semiHidden="1" w:uiPriority="39" w:unhideWhenUsed="1"/>
-    <w:lsdException w:name="toc 7" w:semiHidden="1" w:uiPriority="39" w:unhideWhenUsed="1"/>
-    <w:lsdException w:name="toc 8" w:semiHidden="1" w:uiPriority="39" w:unhideWhenUsed="1"/>
-    <w:lsdException w:name="toc 9" w:semiHidden="1" w:uiPriority="39" w:unhideWhenUsed="1"/>
-    <w:lsdException w:name="Normal Indent" w:semiHidden="1" w:unhideWhenUsed="1"/>
-    <w:lsdException w:name="footnote text" w:semiHidden="1" w:unhideWhenUsed="1"/>
-    <w:lsdException w:name="annotation text" w:semiHidden="1" w:unhideWhenUsed="1"/>
-    <w:lsdException w:name="header" w:semiHidden="1" w:unhideWhenUsed="1"/>
-    <w:lsdException w:name="footer" w:semiHidden="1" w:unhideWhenUsed="1"/>
-    <w:lsdException w:name="index heading" w:semiHidden="1" w:unhideWhenUsed="1"/>
-    <w:lsdException w:name="caption" w:semiHidden="1" w:uiPriority="35" w:unhideWhenUsed="1" w:qFormat="1"/>
-    <w:lsdException w:name="table of figures" w:semiHidden="1" w:unhideWhenUsed="1"/>
-    <w:lsdException w:name="envelope address" w:semiHidden="1" w:unhideWhenUsed="1"/>
-    <w:lsdException w:name="envelope return" w:semiHidden="1" w:unhideWhenUsed="1"/>
-    <w:lsdException w:name="footnote reference" w:semiHidden="1" w:unhideWhenUsed="1"/>
-    <w:lsdException w:name="annotation reference" w:semiHidden="1" w:unhideWhenUsed="1"/>
-    <w:lsdException w:name="line number" w:semiHidden="1" w:unhideWhenUsed="1"/>
-    <w:lsdException w:name="page number" w:semiHidden="1" w:unhideWhenUsed="1"/>
-    <w:lsdException w:name="endnote reference" w:semiHidden="1" w:unhideWhenUsed="1"/>
-    <w:lsdException w:name="endnote text" w:semiHidden="1" w:unhideWhenUsed="1"/>
-    <w:lsdException w:name="table of authorities" w:semiHidden="1" w:unhideWhenUsed="1"/>
-    <w:lsdException w:name="macro" w:semiHidden="1" w:unhideWhenUsed="1"/>
-    <w:lsdException w:name="toa heading" w:semiHidden="1" w:unhideWhenUsed="1"/>
-    <w:lsdException w:name="List" w:semiHidden="1" w:unhideWhenUsed="1"/>
-    <w:lsdException w:name="List Bullet" w:semiHidden="1" w:unhideWhenUsed="1"/>
-    <w:lsdException w:name="List Number" w:semiHidden="1" w:unhideWhenUsed="1"/>
-    <w:lsdException w:name="List 2" w:semiHidden="1" w:unhideWhenUsed="1"/>
-    <w:lsdException w:name="List 3" w:semiHidden="1" w:unhideWhenUsed="1"/>
-    <w:lsdException w:name="List 4" w:semiHidden="1" w:unhideWhenUsed="1"/>
-    <w:lsdException w:name="List 5" w:semiHidden="1" w:unhideWhenUsed="1"/>
-    <w:lsdException w:name="List Bullet 2" w:semiHidden="1" w:unhideWhenUsed="1"/>
-    <w:lsdException w:name="List Bullet 3" w:semiHidden="1" w:unhideWhenUsed="1"/>
-    <w:lsdException w:name="List Bullet 4" w:semiHidden="1" w:unhideWhenUsed="1"/>
-    <w:lsdException w:name="List Bullet 5" w:semiHidden="1" w:unhideWhenUsed="1"/>
-    <w:lsdException w:name="List Number 2" w:semiHidden="1" w:unhideWhenUsed="1"/>
-    <w:lsdException w:name="List Number 3" w:semiHidden="1" w:unhideWhenUsed="1"/>
-    <w:lsdException w:name="List Number 4" w:semiHidden="1" w:unhideWhenUsed="1"/>
-    <w:lsdException w:name="List Number 5" w:semiHidden="1" w:unhideWhenUsed="1"/>
-    <w:lsdException w:name="Title" w:uiPriority="10" w:qFormat="1"/>
-    <w:lsdException w:name="Closing" w:semiHidden="1" w:unhideWhenUsed="1"/>
-    <w:lsdException w:name="Signature" w:semiHidden="1" w:unhideWhenUsed="1"/>
-    <w:lsdException w:name="Default Paragraph Font" w:semiHidden="1" w:uiPriority="1" w:unhideWhenUsed="1"/>
-    <w:lsdException w:name="Body Text" w:semiHidden="1" w:unhideWhenUsed="1"/>
-    <w:lsdException w:name="Body Text Indent" w:semiHidden="1" w:unhideWhenUsed="1"/>
-    <w:lsdException w:name="List Continue" w:semiHidden="1" w:unhideWhenUsed="1"/>
-    <w:lsdException w:name="List Continue 2" w:semiHidden="1" w:unhideWhenUsed="1"/>
-    <w:lsdException w:name="List Continue 3" w:semiHidden="1" w:unhideWhenUsed="1"/>
-    <w:lsdException w:name="List Continue 4" w:semiHidden="1" w:unhideWhenUsed="1"/>
-    <w:lsdException w:name="List Continue 5" w:semiHidden="1" w:unhideWhenUsed="1"/>
-    <w:lsdException w:name="Message Header" w:semiHidden="1" w:unhideWhenUsed="1"/>
-    <w:lsdException w:name="Subtitle" w:uiPriority="11" w:qFormat="1"/>
-    <w:lsdException w:name="Salutation" w:semiHidden="1" w:unhideWhenUsed="1"/>
-    <w:lsdException w:name="Date" w:semiHidden="1" w:unhideWhenUsed="1"/>
-    <w:lsdException w:name="Body Text First Indent" w:semiHidden="1" w:unhideWhenUsed="1"/>
-    <w:lsdException w:name="Body Text First Indent 2" w:semiHidden="1" w:unhideWhenUsed="1"/>
-    <w:lsdException w:name="Note Heading" w:semiHidden="1" w:unhideWhenUsed="1"/>
-    <w:lsdException w:name="Body Text 2" w:semiHidden="1" w:unhideWhenUsed="1"/>
-    <w:lsdException w:name="Body Text 3" w:semiHidden="1" w:unhideWhenUsed="1"/>
-    <w:lsdException w:name="Body Text Indent 2" w:semiHidden="1" w:unhideWhenUsed="1"/>
-    <w:lsdException w:name="Body Text Indent 3" w:semiHidden="1" w:unhideWhenUsed="1"/>
-    <w:lsdException w:name="Block Text" w:semiHidden="1" w:unhideWhenUsed="1"/>
-    <w:lsdException w:name="Hyperlink" w:semiHidden="1" w:unhideWhenUsed="1"/>
-    <w:lsdException w:name="FollowedHyperlink" w:semiHidden="1" w:unhideWhenUsed="1"/>
-    <w:lsdException w:name="Strong" w:uiPriority="22" w:qFormat="1"/>
-    <w:lsdException w:name="Emphasis" w:uiPriority="20" w:qFormat="1"/>
-    <w:lsdException w:name="Document Map" w:semiHidden="1" w:unhideWhenUsed="1"/>
-    <w:lsdException w:name="Plain Text" w:semiHidden="1" w:unhideWhenUsed="1"/>
-    <w:lsdException w:name="E-mail Signature" w:semiHidden="1" w:unhideWhenUsed="1"/>
-    <w:lsdException w:name="HTML Top of Form" w:semiHidden="1" w:unhideWhenUsed="1"/>
-    <w:lsdException w:name="HTML Bottom of Form" w:semiHidden="1" w:unhideWhenUsed="1"/>
-    <w:lsdException w:name="Normal (Web)" w:semiHidden="1" w:unhideWhenUsed="1"/>
-    <w:lsdException w:name="HTML Acronym" w:semiHidden="1" w:unhideWhenUsed="1"/>
-    <w:lsdException w:name="HTML Address" w:semiHidden="1" w:unhideWhenUsed="1"/>
-    <w:lsdException w:name="HTML Cite" w:semiHidden="1" w:unhideWhenUsed="1"/>
-    <w:lsdException w:name="HTML Code" w:semiHidden="1" w:unhideWhenUsed="1"/>
-    <w:lsdException w:name="HTML Definition" w:semiHidden="1" w:unhideWhenUsed="1"/>
-    <w:lsdException w:name="HTML Keyboard" w:semiHidden="1" w:unhideWhenUsed="1"/>
-    <w:lsdException w:name="HTML Preformatted" w:semiHidden="1" w:unhideWhenUsed="1"/>
-    <w:lsdException w:name="HTML Sample" w:semiHidden="1" w:unhideWhenUsed="1"/>
-    <w:lsdException w:name="HTML Typewriter" w:semiHidden="1" w:unhideWhenUsed="1"/>
-    <w:lsdException w:name="HTML Variable" w:semiHidden="1" w:unhideWhenUsed="1"/>
-    <w:lsdException w:name="Normal Table" w:semiHidden="1" w:unhideWhenUsed="1"/>
-    <w:lsdException w:name="annotation subject" w:semiHidden="1" w:unhideWhenUsed="1"/>
-    <w:lsdException w:name="No List" w:semiHidden="1" w:unhideWhenUsed="1"/>
-    <w:lsdException w:name="Outline List 1" w:semiHidden="1" w:unhideWhenUsed="1"/>
-    <w:lsdException w:name="Outline List 2" w:semiHidden="1" w:unhideWhenUsed="1"/>
-    <w:lsdException w:name="Outline List 3" w:semiHidden="1" w:unhideWhenUsed="1"/>
-    <w:lsdException w:name="Table Simple 1" w:semiHidden="1" w:unhideWhenUsed="1"/>
-    <w:lsdException w:name="Table Simple 2" w:semiHidden="1" w:unhideWhenUsed="1"/>
-    <w:lsdException w:name="Table Simple 3" w:semiHidden="1" w:unhideWhenUsed="1"/>
-    <w:lsdException w:name="Table Classic 1" w:semiHidden="1" w:unhideWhenUsed="1"/>
-    <w:lsdException w:name="Table Classic 2" w:semiHidden="1" w:unhideWhenUsed="1"/>
-    <w:lsdException w:name="Table Classic 3" w:semiHidden="1" w:unhideWhenUsed="1"/>
-    <w:lsdException w:name="Table Classic 4" w:semiHidden="1" w:unhideWhenUsed="1"/>
-    <w:lsdException w:name="Table Colorful 1" w:semiHidden="1" w:unhideWhenUsed="1"/>
-    <w:lsdException w:name="Table Colorful 2" w:semiHidden="1" w:unhideWhenUsed="1"/>
-    <w:lsdException w:name="Table Colorful 3" w:semiHidden="1" w:unhideWhenUsed="1"/>
-    <w:lsdException w:name="Table Columns 1" w:semiHidden="1" w:unhideWhenUsed="1"/>
-    <w:lsdException w:name="Table Columns 2" w:semiHidden="1" w:unhideWhenUsed="1"/>
-    <w:lsdException w:name="Table Columns 3" w:semiHidden="1" w:unhideWhenUsed="1"/>
-    <w:lsdException w:name="Table Columns 4" w:semiHidden="1" w:unhideWhenUsed="1"/>
-    <w:lsdException w:name="Table Columns 5" w:semiHidden="1" w:unhideWhenUsed="1"/>
-    <w:lsdException w:name="Table Grid 1" w:semiHidden="1" w:unhideWhenUsed="1"/>
-    <w:lsdException w:name="Table Grid 2" w:semiHidden="1" w:unhideWhenUsed="1"/>
-    <w:lsdException w:name="Table Grid 3" w:semiHidden="1" w:unhideWhenUsed="1"/>
-    <w:lsdException w:name="Table Grid 4" w:semiHidden="1" w:unhideWhenUsed="1"/>
-    <w:lsdException w:name="Table Grid 5" w:semiHidden="1" w:unhideWhenUsed="1"/>
-    <w:lsdException w:name="Table Grid 6" w:semiHidden="1" w:unhideWhenUsed="1"/>
-    <w:lsdException w:name="Table Grid 7" w:semiHidden="1" w:unhideWhenUsed="1"/>
-    <w:lsdException w:name="Table Grid 8" w:semiHidden="1" w:unhideWhenUsed="1"/>
-    <w:lsdException w:name="Table List 1" w:semiHidden="1" w:unhideWhenUsed="1"/>
-    <w:lsdException w:name="Table List 2" w:semiHidden="1" w:unhideWhenUsed="1"/>
-    <w:lsdException w:name="Table List 3" w:semiHidden="1" w:unhideWhenUsed="1"/>
-    <w:lsdException w:name="Table List 4" w:semiHidden="1" w:unhideWhenUsed="1"/>
-    <w:lsdException w:name="Table List 5" w:semiHidden="1" w:unhideWhenUsed="1"/>
-    <w:lsdException w:name="Table List 6" w:semiHidden="1" w:unhideWhenUsed="1"/>
-    <w:lsdException w:name="Table List 7" w:semiHidden="1" w:unhideWhenUsed="1"/>
-    <w:lsdException w:name="Table List 8" w:semiHidden="1" w:unhideWhenUsed="1"/>
-    <w:lsdException w:name="Table 3D effects 1" w:semiHidden="1" w:unhideWhenUsed="1"/>
-    <w:lsdException w:name="Table 3D effects 2" w:semiHidden="1" w:unhideWhenUsed="1"/>
-    <w:lsdException w:name="Table 3D effects 3" w:semiHidden="1" w:unhideWhenUsed="1"/>
-    <w:lsdException w:name="Table Contemporary" w:semiHidden="1" w:unhideWhenUsed="1"/>
-    <w:lsdException w:name="Table Elegant" w:semiHidden="1" w:unhideWhenUsed="1"/>
-    <w:lsdException w:name="Table Professional" w:semiHidden="1" w:unhideWhenUsed="1"/>
-    <w:lsdException w:name="Table Subtle 1" w:semiHidden="1" w:unhideWhenUsed="1"/>
-    <w:lsdException w:name="Table Subtle 2" w:semiHidden="1" w:unhideWhenUsed="1"/>
-    <w:lsdException w:name="Table Web 1" w:semiHidden="1" w:unhideWhenUsed="1"/>
-    <w:lsdException w:name="Table Web 2" w:semiHidden="1" w:unhideWhenUsed="1"/>
-    <w:lsdException w:name="Table Web 3" w:semiHidden="1" w:unhideWhenUsed="1"/>
-    <w:lsdException w:name="Balloon Text" w:semiHidden="1" w:unhideWhenUsed="1"/>
-    <w:lsdException w:name="Table Grid" w:uiPriority="59"/>
-    <w:lsdException w:name="Table Theme" w:semiHidden="1" w:unhideWhenUsed="1"/>
-    <w:lsdException w:name="Placeholder Text" w:semiHidden="1"/>
-    <w:lsdException w:name="No Spacing" w:uiPriority="1" w:qFormat="1"/>
-    <w:lsdException w:name="Light Shading" w:uiPriority="60"/>
-    <w:lsdException w:name="Light List" w:uiPriority="61"/>
-    <w:lsdException w:name="Light Grid" w:uiPriority="62"/>
-    <w:lsdException w:name="Medium Shading 1" w:uiPriority="63"/>
-    <w:lsdException w:name="Medium Shading 2" w:uiPriority="64"/>
-    <w:lsdException w:name="Medium List 1" w:uiPriority="65"/>
-    <w:lsdException w:name="Medium List 2" w:uiPriority="66"/>
-    <w:lsdException w:name="Medium Grid 1" w:uiPriority="67"/>
-    <w:lsdException w:name="Medium Grid 2" w:uiPriority="68"/>
-    <w:lsdException w:name="Medium Grid 3" w:uiPriority="69"/>
-    <w:lsdException w:name="Dark List" w:uiPriority="70"/>
-    <w:lsdException w:name="Colorful Shading" w:uiPriority="71"/>
-    <w:lsdException w:name="Colorful List" w:uiPriority="72"/>
-    <w:lsdException w:name="Colorful Grid" w:uiPriority="73"/>
-    <w:lsdException w:name="Light Shading Accent 1" w:uiPriority="60"/>
-    <w:lsdException w:name="Light List Accent 1" w:uiPriority="61"/>
-    <w:lsdException w:name="Light Grid Accent 1" w:uiPriority="62"/>
-    <w:lsdException w:name="Medium Shading 1 Accent 1" w:uiPriority="63"/>
-    <w:lsdException w:name="Medium Shading 2 Accent 1" w:uiPriority="64"/>
-    <w:lsdException w:name="Medium List 1 Accent 1" w:uiPriority="65"/>
-    <w:lsdException w:name="Revision" w:semiHidden="1"/>
-    <w:lsdException w:name="List Paragraph" w:uiPriority="34" w:qFormat="1"/>
-    <w:lsdException w:name="Quote" w:uiPriority="29" w:qFormat="1"/>
-    <w:lsdException w:name="Intense Quote" w:uiPriority="30" w:qFormat="1"/>
-    <w:lsdException w:name="Medium List 2 Accent 1" w:uiPriority="66"/>
-    <w:lsdException w:name="Medium Grid 1 Accent 1" w:uiPriority="67"/>
-    <w:lsdException w:name="Medium Grid 2 Accent 1" w:uiPriority="68"/>
-    <w:lsdException w:name="Medium Grid 3 Accent 1" w:uiPriority="69"/>
-    <w:lsdException w:name="Dark List Accent 1" w:uiPriority="70"/>
-    <w:lsdException w:name="Colorful Shading Accent 1" w:uiPriority="71"/>
-    <w:lsdException w:name="Colorful List Accent 1" w:uiPriority="72"/>
-    <w:lsdException w:name="Colorful Grid Accent 1" w:uiPriority="73"/>
-    <w:lsdException w:name="Light Shading Accent 2" w:uiPriority="60"/>
-    <w:lsdException w:name="Light List Accent 2" w:uiPriority="61"/>
-    <w:lsdException w:name="Light Grid Accent 2" w:uiPriority="62"/>
-    <w:lsdException w:name="Medium Shading 1 Accent 2" w:uiPriority="63"/>
-    <w:lsdException w:name="Medium Shading 2 Accent 2" w:uiPriority="64"/>
-    <w:lsdException w:name="Medium List 1 Accent 2" w:uiPriority="65"/>
-    <w:lsdException w:name="Medium List 2 Accent 2" w:uiPriority="66"/>
-    <w:lsdException w:name="Medium Grid 1 Accent 2" w:uiPriority="67"/>
-    <w:lsdException w:name="Medium Grid 2 Accent 2" w:uiPriority="68"/>
-    <w:lsdException w:name="Medium Grid 3 Accent 2" w:uiPriority="69"/>
-    <w:lsdException w:name="Dark List Accent 2" w:uiPriority="70"/>
-    <w:lsdException w:name="Colorful Shading Accent 2" w:uiPriority="71"/>
-    <w:lsdException w:name="Colorful List Accent 2" w:uiPriority="72"/>
-    <w:lsdException w:name="Colorful Grid Accent 2" w:uiPriority="73"/>
-    <w:lsdException w:name="Light Shading Accent 3" w:uiPriority="60"/>
-    <w:lsdException w:name="Light List Accent 3" w:uiPriority="61"/>
-    <w:lsdException w:name="Light Grid Accent 3" w:uiPriority="62"/>
-    <w:lsdException w:name="Medium Shading 1 Accent 3" w:uiPriority="63"/>
-    <w:lsdException w:name="Medium Shading 2 Accent 3" w:uiPriority="64"/>
-    <w:lsdException w:name="Medium List 1 Accent 3" w:uiPriority="65"/>
-    <w:lsdException w:name="Medium List 2 Accent 3" w:uiPriority="66"/>
-    <w:lsdException w:name="Medium Grid 1 Accent 3" w:uiPriority="67"/>
-    <w:lsdException w:name="Medium Grid 2 Accent 3" w:uiPriority="68"/>
-    <w:lsdException w:name="Medium Grid 3 Accent 3" w:uiPriority="69"/>
-    <w:lsdException w:name="Dark List Accent 3" w:uiPriority="70"/>
-    <w:lsdException w:name="Colorful Shading Accent 3" w:uiPriority="71"/>
-    <w:lsdException w:name="Colorful List Accent 3" w:uiPriority="72"/>
-    <w:lsdException w:name="Colorful Grid Accent 3" w:uiPriority="73"/>
-    <w:lsdException w:name="Light Shading Accent 4" w:uiPriority="60"/>
-    <w:lsdException w:name="Light List Accent 4" w:uiPriority="61"/>
-    <w:lsdException w:name="Light Grid Accent 4" w:uiPriority="62"/>
-    <w:lsdException w:name="Medium Shading 1 Accent 4" w:uiPriority="63"/>
-    <w:lsdException w:name="Medium Shading 2 Accent 4" w:uiPriority="64"/>
-    <w:lsdException w:name="Medium List 1 Accent 4" w:uiPriority="65"/>
-    <w:lsdException w:name="Medium List 2 Accent 4" w:uiPriority="66"/>
-    <w:lsdException w:name="Medium Grid 1 Accent 4" w:uiPriority="67"/>
-    <w:lsdException w:name="Medium Grid 2 Accent 4" w:uiPriority="68"/>
-    <w:lsdException w:name="Medium Grid 3 Accent 4" w:uiPriority="69"/>
-    <w:lsdException w:name="Dark List Accent 4" w:uiPriority="70"/>
-    <w:lsdException w:name="Colorful Shading Accent 4" w:uiPriority="71"/>
-    <w:lsdException w:name="Colorful List Accent 4" w:uiPriority="72"/>
-    <w:lsdException w:name="Colorful Grid Accent 4" w:uiPriority="73"/>
-    <w:lsdException w:name="Light Shading Accent 5" w:uiPriority="60"/>
-    <w:lsdException w:name="Light List Accent 5" w:uiPriority="61"/>
-    <w:lsdException w:name="Light Grid Accent 5" w:uiPriority="62"/>
-    <w:lsdException w:name="Medium Shading 1 Accent 5" w:uiPriority="63"/>
-    <w:lsdException w:name="Medium Shading 2 Accent 5" w:uiPriority="64"/>
-    <w:lsdException w:name="Medium List 1 Accent 5" w:uiPriority="65"/>
-    <w:lsdException w:name="Medium List 2 Accent 5" w:uiPriority="66"/>
-    <w:lsdException w:name="Medium Grid 1 Accent 5" w:uiPriority="67"/>
-    <w:lsdException w:name="Medium Grid 2 Accent 5" w:uiPriority="68"/>
-    <w:lsdException w:name="Medium Grid 3 Accent 5" w:uiPriority="69"/>
-    <w:lsdException w:name="Dark List Accent 5" w:uiPriority="70"/>
-    <w:lsdException w:name="Colorful Shading Accent 5" w:uiPriority="71"/>
-    <w:lsdException w:name="Colorful List Accent 5" w:uiPriority="72"/>
-    <w:lsdException w:name="Colorful Grid Accent 5" w:uiPriority="73"/>
-    <w:lsdException w:name="Light Shading Accent 6" w:uiPriority="60"/>
-    <w:lsdException w:name="Light List Accent 6" w:uiPriority="61"/>
-    <w:lsdException w:name="Light Grid Accent 6" w:uiPriority="62"/>
-    <w:lsdException w:name="Medium Shading 1 Accent 6" w:uiPriority="63"/>
-    <w:lsdException w:name="Medium Shading 2 Accent 6" w:uiPriority="64"/>
-    <w:lsdException w:name="Medium List 1 Accent 6" w:uiPriority="65"/>
-    <w:lsdException w:name="Medium List 2 Accent 6" w:uiPriority="66"/>
-    <w:lsdException w:name="Medium Grid 1 Accent 6" w:uiPriority="67"/>
-    <w:lsdException w:name="Medium Grid 2 Accent 6" w:uiPriority="68"/>
-    <w:lsdException w:name="Medium Grid 3 Accent 6" w:uiPriority="69"/>
-    <w:lsdException w:name="Dark List Accent 6" w:uiPriority="70"/>
-    <w:lsdException w:name="Colorful Shading Accent 6" w:uiPriority="71"/>
-    <w:lsdException w:name="Colorful List Accent 6" w:uiPriority="72"/>
-    <w:lsdException w:name="Colorful Grid Accent 6" w:uiPriority="73"/>
-    <w:lsdException w:name="Subtle Emphasis" w:uiPriority="19" w:qFormat="1"/>
-    <w:lsdException w:name="Intense Emphasis" w:uiPriority="21" w:qFormat="1"/>
-    <w:lsdException w:name="Subtle Reference" w:uiPriority="31" w:qFormat="1"/>
-    <w:lsdException w:name="Intense Reference" w:uiPriority="32" w:qFormat="1"/>
-    <w:lsdException w:name="Book Title" w:uiPriority="33" w:qFormat="1"/>
-    <w:lsdException w:name="Bibliography" w:semiHidden="1" w:uiPriority="37" w:unhideWhenUsed="1"/>
-    <w:lsdException w:name="TOC Heading" w:semiHidden="1" w:uiPriority="39" w:unhideWhenUsed="1" w:qFormat="1"/>
-    <w:lsdException w:name="Plain Table 1" w:uiPriority="41"/>
-    <w:lsdException w:name="Plain Table 2" w:uiPriority="42"/>
-    <w:lsdException w:name="Plain Table 3" w:uiPriority="43"/>
-    <w:lsdException w:name="Plain Table 4" w:uiPriority="44"/>
-    <w:lsdException w:name="Plain Table 5" w:uiPriority="45"/>
-    <w:lsdException w:name="Grid Table Light" w:uiPriority="40"/>
-    <w:lsdException w:name="Grid Table 1 Light" w:uiPriority="46"/>
-    <w:lsdException w:name="Grid Table 2" w:uiPriority="47"/>
-    <w:lsdException w:name="Grid Table 3" w:uiPriority="48"/>
-    <w:lsdException w:name="Grid Table 4" w:uiPriority="49"/>
-    <w:lsdException w:name="Grid Table 5 Dark" w:uiPriority="50"/>
-    <w:lsdException w:name="Grid Table 6 Colorful" w:uiPriority="51"/>
-    <w:lsdException w:name="Grid Table 7 Colorful" w:uiPriority="52"/>
-    <w:lsdException w:name="Grid Table 1 Light Accent 1" w:uiPriority="46"/>
-    <w:lsdException w:name="Grid Table 2 Accent 1" w:uiPriority="47"/>
-    <w:lsdException w:name="Grid Table 3 Accent 1" w:uiPriority="48"/>
-    <w:lsdException w:name="Grid Table 4 Accent 1" w:uiPriority="49"/>
-    <w:lsdException w:name="Grid Table 5 Dark Accent 1" w:uiPriority="50"/>
-    <w:lsdException w:name="Grid Table 6 Colorful Accent 1" w:uiPriority="51"/>
-    <w:lsdException w:name="Grid Table 7 Colorful Accent 1" w:uiPriority="52"/>
-    <w:lsdException w:name="Grid Table 1 Light Accent 2" w:uiPriority="46"/>
-    <w:lsdException w:name="Grid Table 2 Accent 2" w:uiPriority="47"/>
-    <w:lsdException w:name="Grid Table 3 Accent 2" w:uiPriority="48"/>
-    <w:lsdException w:name="Grid Table 4 Accent 2" w:uiPriority="49"/>
-    <w:lsdException w:name="Grid Table 5 Dark Accent 2" w:uiPriority="50"/>
-    <w:lsdException w:name="Grid Table 6 Colorful Accent 2" w:uiPriority="51"/>
-    <w:lsdException w:name="Grid Table 7 Colorful Accent 2" w:uiPriority="52"/>
-    <w:lsdException w:name="Grid Table 1 Light Accent 3" w:uiPriority="46"/>
-    <w:lsdException w:name="Grid Table 2 Accent 3" w:uiPriority="47"/>
-    <w:lsdException w:name="Grid Table 3 Accent 3" w:uiPriority="48"/>
-    <w:lsdException w:name="Grid Table 4 Accent 3" w:uiPriority="49"/>
-    <w:lsdException w:name="Grid Table 5 Dark Accent 3" w:uiPriority="50"/>
-    <w:lsdException w:name="Grid Table 6 Colorful Accent 3" w:uiPriority="51"/>
-    <w:lsdException w:name="Grid Table 7 Colorful Accent 3" w:uiPriority="52"/>
-    <w:lsdException w:name="Grid Table 1 Light Accent 4" w:uiPriority="46"/>
-    <w:lsdException w:name="Grid Table 2 Accent 4" w:uiPriority="47"/>
-    <w:lsdException w:name="Grid Table 3 Accent 4" w:uiPriority="48"/>
-    <w:lsdException w:name="Grid Table 4 Accent 4" w:uiPriority="49"/>
-    <w:lsdException w:name="Grid Table 5 Dark Accent 4" w:uiPriority="50"/>
-    <w:lsdException w:name="Grid Table 6 Colorful Accent 4" w:uiPriority="51"/>
-    <w:lsdException w:name="Grid Table 7 Colorful Accent 4" w:uiPriority="52"/>
-    <w:lsdException w:name="Grid Table 1 Light Accent 5" w:uiPriority="46"/>
-    <w:lsdException w:name="Grid Table 2 Accent 5" w:uiPriority="47"/>
-    <w:lsdException w:name="Grid Table 3 Accent 5" w:uiPriority="48"/>
-    <w:lsdException w:name="Grid Table 4 Accent 5" w:uiPriority="49"/>
-    <w:lsdException w:name="Grid Table 5 Dark Accent 5" w:uiPriority="50"/>
-    <w:lsdException w:name="Grid Table 6 Colorful Accent 5" w:uiPriority="51"/>
-    <w:lsdException w:name="Grid Table 7 Colorful Accent 5" w:uiPriority="52"/>
-    <w:lsdException w:name="Grid Table 1 Light Accent 6" w:uiPriority="46"/>
-    <w:lsdException w:name="Grid Table 2 Accent 6" w:uiPriority="47"/>
-    <w:lsdException w:name="Grid Table 3 Accent 6" w:uiPriority="48"/>
-    <w:lsdException w:name="Grid Table 4 Accent 6" w:uiPriority="49"/>
-    <w:lsdException w:name="Grid Table 5 Dark Accent 6" w:uiPriority="50"/>
-    <w:lsdException w:name="Grid Table 6 Colorful Accent 6" w:uiPriority="51"/>
-    <w:lsdException w:name="Grid Table 7 Colorful Accent 6" w:uiPriority="52"/>
-    <w:lsdException w:name="List Table 1 Light" w:uiPriority="46"/>
-    <w:lsdException w:name="List Table 2" w:uiPriority="47"/>
-    <w:lsdException w:name="List Table 3" w:uiPriority="48"/>
-    <w:lsdException w:name="List Table 4" w:uiPriority="49"/>
-    <w:lsdException w:name="List Table 5 Dark" w:uiPriority="50"/>
-    <w:lsdException w:name="List Table 6 Colorful" w:uiPriority="51"/>
-    <w:lsdException w:name="List Table 7 Colorful" w:uiPriority="52"/>
-    <w:lsdException w:name="List Table 1 Light Accent 1" w:uiPriority="46"/>
-    <w:lsdException w:name="List Table 2 Accent 1" w:uiPriority="47"/>
-    <w:lsdException w:name="List Table 3 Accent 1" w:uiPriority="48"/>
-    <w:lsdException w:name="List Table 4 Accent 1" w:uiPriority="49"/>
-    <w:lsdException w:name="List Table 5 Dark Accent 1" w:uiPriority="50"/>
-    <w:lsdException w:name="List Table 6 Colorful Accent 1" w:uiPriority="51"/>
-    <w:lsdException w:name="List Table 7 Colorful Accent 1" w:uiPriority="52"/>
-    <w:lsdException w:name="List Table 1 Light Accent 2" w:uiPriority="46"/>
-    <w:lsdException w:name="List Table 2 Accent 2" w:uiPriority="47"/>
-    <w:lsdException w:name="List Table 3 Accent 2" w:uiPriority="48"/>
-    <w:lsdException w:name="List Table 4 Accent 2" w:uiPriority="49"/>
-    <w:lsdException w:name="List Table 5 Dark Accent 2" w:uiPriority="50"/>
-    <w:lsdException w:name="List Table 6 Colorful Accent 2" w:uiPriority="51"/>
-    <w:lsdException w:name="List Table 7 Colorful Accent 2" w:uiPriority="52"/>
-    <w:lsdException w:name="List Table 1 Light Accent 3" w:uiPriority="46"/>
-    <w:lsdException w:name="List Table 2 Accent 3" w:uiPriority="47"/>
-    <w:lsdException w:name="List Table 3 Accent 3" w:uiPriority="48"/>
-    <w:lsdException w:name="List Table 4 Accent 3" w:uiPriority="49"/>
-    <w:lsdException w:name="List Table 5 Dark Accent 3" w:uiPriority="50"/>
-    <w:lsdException w:name="List Table 6 Colorful Accent 3" w:uiPriority="51"/>
-    <w:lsdException w:name="List Table 7 Colorful Accent 3" w:uiPriority="52"/>
-    <w:lsdException w:name="List Table 1 Light Accent 4" w:uiPriority="46"/>
-    <w:lsdException w:name="List Table 2 Accent 4" w:uiPriority="47"/>
-    <w:lsdException w:name="List Table 3 Accent 4" w:uiPriority="48"/>
-    <w:lsdException w:name="List Table 4 Accent 4" w:uiPriority="49"/>
-    <w:lsdException w:name="List Table 5 Dark Accent 4" w:uiPriority="50"/>
-    <w:lsdException w:name="List Table 6 Colorful Accent 4" w:uiPriority="51"/>
-    <w:lsdException w:name="List Table 7 Colorful Accent 4" w:uiPriority="52"/>
-    <w:lsdException w:name="List Table 1 Light Accent 5" w:uiPriority="46"/>
-    <w:lsdException w:name="List Table 2 Accent 5" w:uiPriority="47"/>
-    <w:lsdException w:name="List Table 3 Accent 5" w:uiPriority="48"/>
-    <w:lsdException w:name="List Table 4 Accent 5" w:uiPriority="49"/>
-    <w:lsdException w:name="List Table 5 Dark Accent 5" w:uiPriority="50"/>
-    <w:lsdException w:name="List Table 6 Colorful Accent 5" w:uiPriority="51"/>
-    <w:lsdException w:name="List Table 7 Colorful Accent 5" w:uiPriority="52"/>
-    <w:lsdException w:name="List Table 1 Light Accent 6" w:uiPriority="46"/>
-    <w:lsdException w:name="List Table 2 Accent 6" w:uiPriority="47"/>
-    <w:lsdException w:name="List Table 3 Accent 6" w:uiPriority="48"/>
-    <w:lsdException w:name="List Table 4 Accent 6" w:uiPriority="49"/>
-    <w:lsdException w:name="List Table 5 Dark Accent 6" w:uiPriority="50"/>
-    <w:lsdException w:name="List Table 6 Colorful Accent 6" w:uiPriority="51"/>
-    <w:lsdException w:name="List Table 7 Colorful Accent 6" w:uiPriority="52"/>
-    <w:lsdException w:name="Mention" w:semiHidden="1" w:unhideWhenUsed="1"/>
-    <w:lsdException w:name="Smart Hyperlink" w:semiHidden="1" w:unhideWhenUsed="1"/>
-    <w:lsdException w:name="Hashtag" w:semiHidden="1" w:unhideWhenUsed="1"/>
-    <w:lsdException w:name="Unresolved Mention" w:semiHidden="1" w:unhideWhenUsed="1"/>
-    <w:lsdException w:name="Smart Link" w:semiHidden="1" w:unhideWhenUsed="1"/>
+  <w:latentStyles w:defLockedState="0" w:defUIPriority="99" w:defSemiHidden="1" w:defUnhideWhenUsed="1" w:defQFormat="0" w:count="267">
+    <w:lsdException w:name="Normal" w:semiHidden="0" w:uiPriority="0" w:unhideWhenUsed="0" w:qFormat="1"/>
+    <w:lsdException w:name="heading 1" w:semiHidden="0" w:uiPriority="9" w:unhideWhenUsed="0" w:qFormat="1"/>
+    <w:lsdException w:name="heading 2" w:uiPriority="9" w:qFormat="1"/>
+    <w:lsdException w:name="heading 3" w:uiPriority="9" w:qFormat="1"/>
+    <w:lsdException w:name="heading 4" w:uiPriority="9" w:qFormat="1"/>
+    <w:lsdException w:name="heading 5" w:uiPriority="9" w:qFormat="1"/>
+    <w:lsdException w:name="heading 6" w:uiPriority="9" w:qFormat="1"/>
+    <w:lsdException w:name="heading 7" w:uiPriority="9" w:qFormat="1"/>
+    <w:lsdException w:name="heading 8" w:uiPriority="9" w:qFormat="1"/>
+    <w:lsdException w:name="heading 9" w:uiPriority="9" w:qFormat="1"/>
+    <w:lsdException w:name="toc 1" w:uiPriority="39"/>
+    <w:lsdException w:name="toc 2" w:uiPriority="39"/>
+    <w:lsdException w:name="toc 3" w:uiPriority="39"/>
+    <w:lsdException w:name="toc 4" w:uiPriority="39"/>
+    <w:lsdException w:name="toc 5" w:uiPriority="39"/>
+    <w:lsdException w:name="toc 6" w:uiPriority="39"/>
+    <w:lsdException w:name="toc 7" w:uiPriority="39"/>
+    <w:lsdException w:name="toc 8" w:uiPriority="39"/>
+    <w:lsdException w:name="toc 9" w:uiPriority="39"/>
+    <w:lsdException w:name="caption" w:uiPriority="35" w:qFormat="1"/>
+    <w:lsdException w:name="Title" w:semiHidden="0" w:uiPriority="10" w:unhideWhenUsed="0" w:qFormat="1"/>
+    <w:lsdException w:name="Default Paragraph Font" w:uiPriority="1"/>
+    <w:lsdException w:name="Subtitle" w:semiHidden="0" w:uiPriority="11" w:unhideWhenUsed="0" w:qFormat="1"/>
+    <w:lsdException w:name="Strong" w:semiHidden="0" w:uiPriority="22" w:unhideWhenUsed="0" w:qFormat="1"/>
+    <w:lsdException w:name="Emphasis" w:semiHidden="0" w:uiPriority="20" w:unhideWhenUsed="0" w:qFormat="1"/>
+    <w:lsdException w:name="Table Grid" w:semiHidden="0" w:uiPriority="59" w:unhideWhenUsed="0"/>
+    <w:lsdException w:name="Placeholder Text" w:unhideWhenUsed="0"/>
+    <w:lsdException w:name="No Spacing" w:semiHidden="0" w:uiPriority="1" w:unhideWhenUsed="0" w:qFormat="1"/>
+    <w:lsdException w:name="Light Shading" w:semiHidden="0" w:uiPriority="60" w:unhideWhenUsed="0"/>
+    <w:lsdException w:name="Light List" w:semiHidden="0" w:uiPriority="61" w:unhideWhenUsed="0"/>
+    <w:lsdException w:name="Light Grid" w:semiHidden="0" w:uiPriority="62" w:unhideWhenUsed="0"/>
+    <w:lsdException w:name="Medium Shading 1" w:semiHidden="0" w:uiPriority="63" w:unhideWhenUsed="0"/>
+    <w:lsdException w:name="Medium Shading 2" w:semiHidden="0" w:uiPriority="64" w:unhideWhenUsed="0"/>
+    <w:lsdException w:name="Medium List 1" w:semiHidden="0" w:uiPriority="65" w:unhideWhenUsed="0"/>
+    <w:lsdException w:name="Medium List 2" w:semiHidden="0" w:uiPriority="66" w:unhideWhenUsed="0"/>
+    <w:lsdException w:name="Medium Grid 1" w:semiHidden="0" w:uiPriority="67" w:unhideWhenUsed="0"/>
+    <w:lsdException w:name="Medium Grid 2" w:semiHidden="0" w:uiPriority="68" w:unhideWhenUsed="0"/>
+    <w:lsdException w:name="Medium Grid 3" w:semiHidden="0" w:uiPriority="69" w:unhideWhenUsed="0"/>
+    <w:lsdException w:name="Dark List" w:semiHidden="0" w:uiPriority="70" w:unhideWhenUsed="0"/>
+    <w:lsdException w:name="Colorful Shading" w:semiHidden="0" w:uiPriority="71" w:unhideWhenUsed="0"/>
+    <w:lsdException w:name="Colorful List" w:semiHidden="0" w:uiPriority="72" w:unhideWhenUsed="0"/>
+    <w:lsdException w:name="Colorful Grid" w:semiHidden="0" w:uiPriority="73" w:unhideWhenUsed="0"/>
+    <w:lsdException w:name="Light Shading Accent 1" w:semiHidden="0" w:uiPriority="60" w:unhideWhenUsed="0"/>
+    <w:lsdException w:name="Light List Accent 1" w:semiHidden="0" w:uiPriority="61" w:unhideWhenUsed="0"/>
+    <w:lsdException w:name="Light Grid Accent 1" w:semiHidden="0" w:uiPriority="62" w:unhideWhenUsed="0"/>
+    <w:lsdException w:name="Medium Shading 1 Accent 1" w:semiHidden="0" w:uiPriority="63" w:unhideWhenUsed="0"/>
+    <w:lsdException w:name="Medium Shading 2 Accent 1" w:semiHidden="0" w:uiPriority="64" w:unhideWhenUsed="0"/>
+    <w:lsdException w:name="Medium List 1 Accent 1" w:semiHidden="0" w:uiPriority="65" w:unhideWhenUsed="0"/>
+    <w:lsdException w:name="Revision" w:unhideWhenUsed="0"/>
+    <w:lsdException w:name="List Paragraph" w:semiHidden="0" w:uiPriority="34" w:unhideWhenUsed="0" w:qFormat="1"/>
+    <w:lsdException w:name="Quote" w:semiHidden="0" w:uiPriority="29" w:unhideWhenUsed="0" w:qFormat="1"/>
+    <w:lsdException w:name="Intense Quote" w:semiHidden="0" w:uiPriority="30" w:unhideWhenUsed="0" w:qFormat="1"/>
+    <w:lsdException w:name="Medium List 2 Accent 1" w:semiHidden="0" w:uiPriority="66" w:unhideWhenUsed="0"/>
+    <w:lsdException w:name="Medium Grid 1 Accent 1" w:semiHidden="0" w:uiPriority="67" w:unhideWhenUsed="0"/>
+    <w:lsdException w:name="Medium Grid 2 Accent 1" w:semiHidden="0" w:uiPriority="68" w:unhideWhenUsed="0"/>
+    <w:lsdException w:name="Medium Grid 3 Accent 1" w:semiHidden="0" w:uiPriority="69" w:unhideWhenUsed="0"/>
+    <w:lsdException w:name="Dark List Accent 1" w:semiHidden="0" w:uiPriority="70" w:unhideWhenUsed="0"/>
+    <w:lsdException w:name="Colorful Shading Accent 1" w:semiHidden="0" w:uiPriority="71" w:unhideWhenUsed="0"/>
+    <w:lsdException w:name="Colorful List Accent 1" w:semiHidden="0" w:uiPriority="72" w:unhideWhenUsed="0"/>
+    <w:lsdException w:name="Colorful Grid Accent 1" w:semiHidden="0" w:uiPriority="73" w:unhideWhenUsed="0"/>
+    <w:lsdException w:name="Light Shading Accent 2" w:semiHidden="0" w:uiPriority="60" w:unhideWhenUsed="0"/>
+    <w:lsdException w:name="Light List Accent 2" w:semiHidden="0" w:uiPriority="61" w:unhideWhenUsed="0"/>
+    <w:lsdException w:name="Light Grid Accent 2" w:semiHidden="0" w:uiPriority="62" w:unhideWhenUsed="0"/>
+    <w:lsdException w:name="Medium Shading 1 Accent 2" w:semiHidden="0" w:uiPriority="63" w:unhideWhenUsed="0"/>
+    <w:lsdException w:name="Medium Shading 2 Accent 2" w:semiHidden="0" w:uiPriority="64" w:unhideWhenUsed="0"/>
+    <w:lsdException w:name="Medium List 1 Accent 2" w:semiHidden="0" w:uiPriority="65" w:unhideWhenUsed="0"/>
+    <w:lsdException w:name="Medium List 2 Accent 2" w:semiHidden="0" w:uiPriority="66" w:unhideWhenUsed="0"/>
+    <w:lsdException w:name="Medium Grid 1 Accent 2" w:semiHidden="0" w:uiPriority="67" w:unhideWhenUsed="0"/>
+    <w:lsdException w:name="Medium Grid 2 Accent 2" w:semiHidden="0" w:uiPriority="68" w:unhideWhenUsed="0"/>
+    <w:lsdException w:name="Medium Grid 3 Accent 2" w:semiHidden="0" w:uiPriority="69" w:unhideWhenUsed="0"/>
+    <w:lsdException w:name="Dark List Accent 2" w:semiHidden="0" w:uiPriority="70" w:unhideWhenUsed="0"/>
+    <w:lsdException w:name="Colorful Shading Accent 2" w:semiHidden="0" w:uiPriority="71" w:unhideWhenUsed="0"/>
+    <w:lsdException w:name="Colorful List Accent 2" w:semiHidden="0" w:uiPriority="72" w:unhideWhenUsed="0"/>
+    <w:lsdException w:name="Colorful Grid Accent 2" w:semiHidden="0" w:uiPriority="73" w:unhideWhenUsed="0"/>
+    <w:lsdException w:name="Light Shading Accent 3" w:semiHidden="0" w:uiPriority="60" w:unhideWhenUsed="0"/>
+    <w:lsdException w:name="Light List Accent 3" w:semiHidden="0" w:uiPriority="61" w:unhideWhenUsed="0"/>
+    <w:lsdException w:name="Light Grid Accent 3" w:semiHidden="0" w:uiPriority="62" w:unhideWhenUsed="0"/>
+    <w:lsdException w:name="Medium Shading 1 Accent 3" w:semiHidden="0" w:uiPriority="63" w:unhideWhenUsed="0"/>
+    <w:lsdException w:name="Medium Shading 2 Accent 3" w:semiHidden="0" w:uiPriority="64" w:unhideWhenUsed="0"/>
+    <w:lsdException w:name="Medium List 1 Accent 3" w:semiHidden="0" w:uiPriority="65" w:unhideWhenUsed="0"/>
+    <w:lsdException w:name="Medium List 2 Accent 3" w:semiHidden="0" w:uiPriority="66" w:unhideWhenUsed="0"/>
+    <w:lsdException w:name="Medium Grid 1 Accent 3" w:semiHidden="0" w:uiPriority="67" w:unhideWhenUsed="0"/>
+    <w:lsdException w:name="Medium Grid 2 Accent 3" w:semiHidden="0" w:uiPriority="68" w:unhideWhenUsed="0"/>
+    <w:lsdException w:name="Medium Grid 3 Accent 3" w:semiHidden="0" w:uiPriority="69" w:unhideWhenUsed="0"/>
+    <w:lsdException w:name="Dark List Accent 3" w:semiHidden="0" w:uiPriority="70" w:unhideWhenUsed="0"/>
+    <w:lsdException w:name="Colorful Shading Accent 3" w:semiHidden="0" w:uiPriority="71" w:unhideWhenUsed="0"/>
+    <w:lsdException w:name="Colorful List Accent 3" w:semiHidden="0" w:uiPriority="72" w:unhideWhenUsed="0"/>
+    <w:lsdException w:name="Colorful Grid Accent 3" w:semiHidden="0" w:uiPriority="73" w:unhideWhenUsed="0"/>
+    <w:lsdException w:name="Light Shading Accent 4" w:semiHidden="0" w:uiPriority="60" w:unhideWhenUsed="0"/>
+    <w:lsdException w:name="Light List Accent 4" w:semiHidden="0" w:uiPriority="61" w:unhideWhenUsed="0"/>
+    <w:lsdException w:name="Light Grid Accent 4" w:semiHidden="0" w:uiPriority="62" w:unhideWhenUsed="0"/>
+    <w:lsdException w:name="Medium Shading 1 Accent 4" w:semiHidden="0" w:uiPriority="63" w:unhideWhenUsed="0"/>
+    <w:lsdException w:name="Medium Shading 2 Accent 4" w:semiHidden="0" w:uiPriority="64" w:unhideWhenUsed="0"/>
+    <w:lsdException w:name="Medium List 1 Accent 4" w:semiHidden="0" w:uiPriority="65" w:unhideWhenUsed="0"/>
+    <w:lsdException w:name="Medium List 2 Accent 4" w:semiHidden="0" w:uiPriority="66" w:unhideWhenUsed="0"/>
+    <w:lsdException w:name="Medium Grid 1 Accent 4" w:semiHidden="0" w:uiPriority="67" w:unhideWhenUsed="0"/>
+    <w:lsdException w:name="Medium Grid 2 Accent 4" w:semiHidden="0" w:uiPriority="68" w:unhideWhenUsed="0"/>
+    <w:lsdException w:name="Medium Grid 3 Accent 4" w:semiHidden="0" w:uiPriority="69" w:unhideWhenUsed="0"/>
+    <w:lsdException w:name="Dark List Accent 4" w:semiHidden="0" w:uiPriority="70" w:unhideWhenUsed="0"/>
+    <w:lsdException w:name="Colorful Shading Accent 4" w:semiHidden="0" w:uiPriority="71" w:unhideWhenUsed="0"/>
+    <w:lsdException w:name="Colorful List Accent 4" w:semiHidden="0" w:uiPriority="72" w:unhideWhenUsed="0"/>
+    <w:lsdException w:name="Colorful Grid Accent 4" w:semiHidden="0" w:uiPriority="73" w:unhideWhenUsed="0"/>
+    <w:lsdException w:name="Light Shading Accent 5" w:semiHidden="0" w:uiPriority="60" w:unhideWhenUsed="0"/>
+    <w:lsdException w:name="Light List Accent 5" w:semiHidden="0" w:uiPriority="61" w:unhideWhenUsed="0"/>
+    <w:lsdException w:name="Light Grid Accent 5" w:semiHidden="0" w:uiPriority="62" w:unhideWhenUsed="0"/>
+    <w:lsdException w:name="Medium Shading 1 Accent 5" w:semiHidden="0" w:uiPriority="63" w:unhideWhenUsed="0"/>
+    <w:lsdException w:name="Medium Shading 2 Accent 5" w:semiHidden="0" w:uiPriority="64" w:unhideWhenUsed="0"/>
+    <w:lsdException w:name="Medium List 1 Accent 5" w:semiHidden="0" w:uiPriority="65" w:unhideWhenUsed="0"/>
+    <w:lsdException w:name="Medium List 2 Accent 5" w:semiHidden="0" w:uiPriority="66" w:unhideWhenUsed="0"/>
+    <w:lsdException w:name="Medium Grid 1 Accent 5" w:semiHidden="0" w:uiPriority="67" w:unhideWhenUsed="0"/>
+    <w:lsdException w:name="Medium Grid 2 Accent 5" w:semiHidden="0" w:uiPriority="68" w:unhideWhenUsed="0"/>
+    <w:lsdException w:name="Medium Grid 3 Accent 5" w:semiHidden="0" w:uiPriority="69" w:unhideWhenUsed="0"/>
+    <w:lsdException w:name="Dark List Accent 5" w:semiHidden="0" w:uiPriority="70" w:unhideWhenUsed="0"/>
+    <w:lsdException w:name="Colorful Shading Accent 5" w:semiHidden="0" w:uiPriority="71" w:unhideWhenUsed="0"/>
+    <w:lsdException w:name="Colorful List Accent 5" w:semiHidden="0" w:uiPriority="72" w:unhideWhenUsed="0"/>
+    <w:lsdException w:name="Colorful Grid Accent 5" w:semiHidden="0" w:uiPriority="73" w:unhideWhenUsed="0"/>
+    <w:lsdException w:name="Light Shading Accent 6" w:semiHidden="0" w:uiPriority="60" w:unhideWhenUsed="0"/>
+    <w:lsdException w:name="Light List Accent 6" w:semiHidden="0" w:uiPriority="61" w:unhideWhenUsed="0"/>
+    <w:lsdException w:name="Light Grid Accent 6" w:semiHidden="0" w:uiPriority="62" w:unhideWhenUsed="0"/>
+    <w:lsdException w:name="Medium Shading 1 Accent 6" w:semiHidden="0" w:uiPriority="63" w:unhideWhenUsed="0"/>
+    <w:lsdException w:name="Medium Shading 2 Accent 6" w:semiHidden="0" w:uiPriority="64" w:unhideWhenUsed="0"/>
+    <w:lsdException w:name="Medium List 1 Accent 6" w:semiHidden="0" w:uiPriority="65" w:unhideWhenUsed="0"/>
+    <w:lsdException w:name="Medium List 2 Accent 6" w:semiHidden="0" w:uiPriority="66" w:unhideWhenUsed="0"/>
+    <w:lsdException w:name="Medium Grid 1 Accent 6" w:semiHidden="0" w:uiPriority="67" w:unhideWhenUsed="0"/>
+    <w:lsdException w:name="Medium Grid 2 Accent 6" w:semiHidden="0" w:uiPriority="68" w:unhideWhenUsed="0"/>
+    <w:lsdException w:name="Medium Grid 3 Accent 6" w:semiHidden="0" w:uiPriority="69" w:unhideWhenUsed="0"/>
+    <w:lsdException w:name="Dark List Accent 6" w:semiHidden="0" w:uiPriority="70" w:unhideWhenUsed="0"/>
+    <w:lsdException w:name="Colorful Shading Accent 6" w:semiHidden="0" w:uiPriority="71" w:unhideWhenUsed="0"/>
+    <w:lsdException w:name="Colorful List Accent 6" w:semiHidden="0" w:uiPriority="72" w:unhideWhenUsed="0"/>
+    <w:lsdException w:name="Colorful Grid Accent 6" w:semiHidden="0" w:uiPriority="73" w:unhideWhenUsed="0"/>
+    <w:lsdException w:name="Subtle Emphasis" w:semiHidden="0" w:uiPriority="19" w:unhideWhenUsed="0" w:qFormat="1"/>
+    <w:lsdException w:name="Intense Emphasis" w:semiHidden="0" w:uiPriority="21" w:unhideWhenUsed="0" w:qFormat="1"/>
+    <w:lsdException w:name="Subtle Reference" w:semiHidden="0" w:uiPriority="31" w:unhideWhenUsed="0" w:qFormat="1"/>
+    <w:lsdException w:name="Intense Reference" w:semiHidden="0" w:uiPriority="32" w:unhideWhenUsed="0" w:qFormat="1"/>
+    <w:lsdException w:name="Book Title" w:semiHidden="0" w:uiPriority="33" w:unhideWhenUsed="0" w:qFormat="1"/>
+    <w:lsdException w:name="Bibliography" w:uiPriority="37"/>
+    <w:lsdException w:name="TOC Heading" w:uiPriority="39" w:qFormat="1"/>
+  </w:latentStyles>
+  <w:style w:type="paragraph" w:default="1" w:styleId="a">
+    <w:name w:val="Normal"/>
+    <w:qFormat/>
+  </w:style>
+  <w:style w:type="paragraph" w:styleId="2">
+    <w:name w:val="heading 2"/>
+    <w:basedOn w:val="a"/>
+    <w:next w:val="a"/>
+    <w:link w:val="20"/>
+    <w:uiPriority w:val="9"/>
+    <w:semiHidden/>
+    <w:unhideWhenUsed/>
+    <w:qFormat/>
+    <w:rsid w:val="00A221DA"/>
+    <w:pPr>
+      <w:keepNext/>
+      <w:keepLines/>
+      <w:spacing w:before="200"/>
+      <w:outlineLvl w:val="1"/>
+    </w:pPr>
+    <w:rPr>
+      <w:rFonts w:asciiTheme="majorHAnsi" w:eastAsiaTheme="majorEastAsia" w:hAnsiTheme="majorHAnsi" w:cstheme="majorBidi"/>
+      <w:b/>
+      <w:bCs/>
+      <w:color w:val="4F81BD" w:themeColor="accent1"/>
+      <w:sz w:val="26"/>
+      <w:szCs w:val="26"/>
+    </w:rPr>
+  </w:style>
+  <w:style w:type="character" w:default="1" w:styleId="a0">
+    <w:name w:val="Default Paragraph Font"/>
+    <w:uiPriority w:val="1"/>
+    <w:semiHidden/>
+    <w:unhideWhenUsed/>
+  </w:style>
+  <w:style w:type="table" w:default="1" w:styleId="a1">
+    <w:name w:val="Normal Table"/>
+    <w:uiPriority w:val="99"/>
+    <w:semiHidden/>
+    <w:unhideWhenUsed/>
+    <w:tblPr>
+      <w:tblInd w:w="0" w:type="dxa"/>
+      <w:tblCellMar>
+        <w:top w:w="0" w:type="dxa"/>
+        <w:left w:w="108" w:type="dxa"/>
+        <w:bottom w:w="0" w:type="dxa"/>
+        <w:right w:w="108" w:type="dxa"/>
+      </w:tblCellMar>
+    </w:tblPr>
+  </w:style>
+  <w:style w:type="numbering" w:default="1" w:styleId="a2">
+    <w:name w:val="No List"/>
+    <w:uiPriority w:val="99"/>
+    <w:semiHidden/>
+    <w:unhideWhenUsed/>
+  </w:style>
+  <w:style w:type="character" w:customStyle="1" w:styleId="20">
+    <w:name w:val="Заголовок 2 Знак"/>
+    <w:basedOn w:val="a0"/>
+    <w:link w:val="2"/>
+    <w:uiPriority w:val="9"/>
+    <w:semiHidden/>
+    <w:rsid w:val="00A221DA"/>
+    <w:rPr>
+      <w:rFonts w:asciiTheme="majorHAnsi" w:eastAsiaTheme="majorEastAsia" w:hAnsiTheme="majorHAnsi" w:cstheme="majorBidi"/>
+      <w:b/>
+      <w:bCs/>
+      <w:color w:val="4F81BD" w:themeColor="accent1"/>
+      <w:sz w:val="26"/>
+      <w:szCs w:val="26"/>
+    </w:rPr>
+  </w:style>
+  <w:style w:type="character" w:styleId="a3">
+    <w:name w:val="line number"/>
+    <w:basedOn w:val="a0"/>
+    <w:uiPriority w:val="99"/>
+    <w:semiHidden/>
+    <w:unhideWhenUsed/>
+    <w:rsid w:val="00CC4CEC"/>
+  </w:style>
+  <w:style w:type="paragraph" w:styleId="a4">
+    <w:name w:val="Balloon Text"/>
+    <w:basedOn w:val="a"/>
+    <w:link w:val="a5"/>
+    <w:uiPriority w:val="99"/>
+    <w:semiHidden/>
+    <w:unhideWhenUsed/>
+    <w:rsid w:val="00EB2EE6"/>
+    <w:rPr>
+      <w:rFonts w:ascii="Tahoma" w:hAnsi="Tahoma" w:cs="Tahoma"/>
+      <w:sz w:val="16"/>
+      <w:szCs w:val="16"/>
+    </w:rPr>
+  </w:style>
+  <w:style w:type="character" w:customStyle="1" w:styleId="a5">
+    <w:name w:val="Текст выноски Знак"/>
+    <w:basedOn w:val="a0"/>
+    <w:link w:val="a4"/>
+    <w:uiPriority w:val="99"/>
+    <w:semiHidden/>
+    <w:rsid w:val="00EB2EE6"/>
+    <w:rPr>
+      <w:rFonts w:ascii="Tahoma" w:hAnsi="Tahoma" w:cs="Tahoma"/>
+      <w:sz w:val="16"/>
+      <w:szCs w:val="16"/>
+    </w:rPr>
+  </w:style>
+  <w:style w:type="character" w:styleId="a6">
+    <w:name w:val="Hyperlink"/>
+    <w:basedOn w:val="a0"/>
+    <w:uiPriority w:val="99"/>
+    <w:unhideWhenUsed/>
+    <w:rsid w:val="007C5A27"/>
+    <w:rPr>
+      <w:color w:val="0000FF" w:themeColor="hyperlink"/>
+      <w:u w:val="single"/>
+    </w:rPr>
+  </w:style>
+  <w:style w:type="paragraph" w:customStyle="1" w:styleId="3">
+    <w:name w:val="Знак Знак3"/>
+    <w:basedOn w:val="a"/>
+    <w:rsid w:val="009F150F"/>
+    <w:pPr>
+      <w:spacing w:after="160" w:line="240" w:lineRule="exact"/>
+      <w:ind w:firstLine="0"/>
+      <w:jc w:val="left"/>
+    </w:pPr>
+    <w:rPr>
+      <w:rFonts w:ascii="Verdana" w:eastAsia="Times New Roman" w:hAnsi="Verdana"/>
+      <w:sz w:val="20"/>
+      <w:szCs w:val="20"/>
+      <w:lang w:val="en-US"/>
+    </w:rPr>
+  </w:style>
+</w:styles>
+</file>
+
+<file path=word/stylesWithEffects.xml><?xml version="1.0" encoding="utf-8"?>
+<w:styles xmlns:wpc="http://schemas.microsoft.com/office/word/2010/wordprocessingCanvas" xmlns:mc="http://schemas.openxmlformats.org/markup-compatibility/2006" xmlns:o="urn:schemas-microsoft-com:office:office" xmlns:r="http://schemas.openxmlformats.org/officeDocument/2006/relationships" xmlns:m="http://schemas.openxmlformats.org/officeDocument/2006/math" xmlns:v="urn:schemas-microsoft-com:vml" xmlns:wp14="http://schemas.microsoft.com/office/word/2010/wordprocessingDrawing" xmlns:wp="http://schemas.openxmlformats.org/drawingml/2006/wordprocessingDrawing" xmlns:w10="urn:schemas-microsoft-com:office:word" xmlns:w="http://schemas.openxmlformats.org/wordprocessingml/2006/main" xmlns:w14="http://schemas.microsoft.com/office/word/2010/wordml" xmlns:wpg="http://schemas.microsoft.com/office/word/2010/wordprocessingGroup" xmlns:wpi="http://schemas.microsoft.com/office/word/2010/wordprocessingInk" xmlns:wne="http://schemas.microsoft.com/office/word/2006/wordml" xmlns:wps="http://schemas.microsoft.com/office/word/2010/wordprocessingShape" mc:Ignorable="w14 wp14">
+  <w:docDefaults>
+    <w:rPrDefault>
+      <w:rPr>
+        <w:rFonts w:ascii="Times New Roman" w:eastAsiaTheme="minorHAnsi" w:hAnsi="Times New Roman" w:cs="Times New Roman"/>
+        <w:sz w:val="24"/>
+        <w:szCs w:val="24"/>
+        <w:lang w:val="ru-RU" w:eastAsia="en-US" w:bidi="ar-SA"/>
+      </w:rPr>
+    </w:rPrDefault>
+    <w:pPrDefault>
+      <w:pPr>
+        <w:ind w:firstLine="567"/>
+        <w:jc w:val="both"/>
+      </w:pPr>
+    </w:pPrDefault>
+  </w:docDefaults>
+  <w:latentStyles w:defLockedState="0" w:defUIPriority="99" w:defSemiHidden="1" w:defUnhideWhenUsed="1" w:defQFormat="0" w:count="267">
+    <w:lsdException w:name="Normal" w:semiHidden="0" w:uiPriority="0" w:unhideWhenUsed="0" w:qFormat="1"/>
+    <w:lsdException w:name="heading 1" w:semiHidden="0" w:uiPriority="9" w:unhideWhenUsed="0" w:qFormat="1"/>
+    <w:lsdException w:name="heading 2" w:uiPriority="9" w:qFormat="1"/>
+    <w:lsdException w:name="heading 3" w:uiPriority="9" w:qFormat="1"/>
+    <w:lsdException w:name="heading 4" w:uiPriority="9" w:qFormat="1"/>
+    <w:lsdException w:name="heading 5" w:uiPriority="9" w:qFormat="1"/>
+    <w:lsdException w:name="heading 6" w:uiPriority="9" w:qFormat="1"/>
+    <w:lsdException w:name="heading 7" w:uiPriority="9" w:qFormat="1"/>
+    <w:lsdException w:name="heading 8" w:uiPriority="9" w:qFormat="1"/>
+    <w:lsdException w:name="heading 9" w:uiPriority="9" w:qFormat="1"/>
+    <w:lsdException w:name="toc 1" w:uiPriority="39"/>
+    <w:lsdException w:name="toc 2" w:uiPriority="39"/>
+    <w:lsdException w:name="toc 3" w:uiPriority="39"/>
+    <w:lsdException w:name="toc 4" w:uiPriority="39"/>
+    <w:lsdException w:name="toc 5" w:uiPriority="39"/>
+    <w:lsdException w:name="toc 6" w:uiPriority="39"/>
+    <w:lsdException w:name="toc 7" w:uiPriority="39"/>
+    <w:lsdException w:name="toc 8" w:uiPriority="39"/>
+    <w:lsdException w:name="toc 9" w:uiPriority="39"/>
+    <w:lsdException w:name="caption" w:uiPriority="35" w:qFormat="1"/>
+    <w:lsdException w:name="Title" w:semiHidden="0" w:uiPriority="10" w:unhideWhenUsed="0" w:qFormat="1"/>
+    <w:lsdException w:name="Default Paragraph Font" w:uiPriority="1"/>
+    <w:lsdException w:name="Subtitle" w:semiHidden="0" w:uiPriority="11" w:unhideWhenUsed="0" w:qFormat="1"/>
+    <w:lsdException w:name="Strong" w:semiHidden="0" w:uiPriority="22" w:unhideWhenUsed="0" w:qFormat="1"/>
+    <w:lsdException w:name="Emphasis" w:semiHidden="0" w:uiPriority="20" w:unhideWhenUsed="0" w:qFormat="1"/>
+    <w:lsdException w:name="Table Grid" w:semiHidden="0" w:uiPriority="59" w:unhideWhenUsed="0"/>
+    <w:lsdException w:name="Placeholder Text" w:unhideWhenUsed="0"/>
+    <w:lsdException w:name="No Spacing" w:semiHidden="0" w:uiPriority="1" w:unhideWhenUsed="0" w:qFormat="1"/>
+    <w:lsdException w:name="Light Shading" w:semiHidden="0" w:uiPriority="60" w:unhideWhenUsed="0"/>
+    <w:lsdException w:name="Light List" w:semiHidden="0" w:uiPriority="61" w:unhideWhenUsed="0"/>
+    <w:lsdException w:name="Light Grid" w:semiHidden="0" w:uiPriority="62" w:unhideWhenUsed="0"/>
+    <w:lsdException w:name="Medium Shading 1" w:semiHidden="0" w:uiPriority="63" w:unhideWhenUsed="0"/>
+    <w:lsdException w:name="Medium Shading 2" w:semiHidden="0" w:uiPriority="64" w:unhideWhenUsed="0"/>
+    <w:lsdException w:name="Medium List 1" w:semiHidden="0" w:uiPriority="65" w:unhideWhenUsed="0"/>
+    <w:lsdException w:name="Medium List 2" w:semiHidden="0" w:uiPriority="66" w:unhideWhenUsed="0"/>
+    <w:lsdException w:name="Medium Grid 1" w:semiHidden="0" w:uiPriority="67" w:unhideWhenUsed="0"/>
+    <w:lsdException w:name="Medium Grid 2" w:semiHidden="0" w:uiPriority="68" w:unhideWhenUsed="0"/>
+    <w:lsdException w:name="Medium Grid 3" w:semiHidden="0" w:uiPriority="69" w:unhideWhenUsed="0"/>
+    <w:lsdException w:name="Dark List" w:semiHidden="0" w:uiPriority="70" w:unhideWhenUsed="0"/>
+    <w:lsdException w:name="Colorful Shading" w:semiHidden="0" w:uiPriority="71" w:unhideWhenUsed="0"/>
+    <w:lsdException w:name="Colorful List" w:semiHidden="0" w:uiPriority="72" w:unhideWhenUsed="0"/>
+    <w:lsdException w:name="Colorful Grid" w:semiHidden="0" w:uiPriority="73" w:unhideWhenUsed="0"/>
+    <w:lsdException w:name="Light Shading Accent 1" w:semiHidden="0" w:uiPriority="60" w:unhideWhenUsed="0"/>
+    <w:lsdException w:name="Light List Accent 1" w:semiHidden="0" w:uiPriority="61" w:unhideWhenUsed="0"/>
+    <w:lsdException w:name="Light Grid Accent 1" w:semiHidden="0" w:uiPriority="62" w:unhideWhenUsed="0"/>
+    <w:lsdException w:name="Medium Shading 1 Accent 1" w:semiHidden="0" w:uiPriority="63" w:unhideWhenUsed="0"/>
+    <w:lsdException w:name="Medium Shading 2 Accent 1" w:semiHidden="0" w:uiPriority="64" w:unhideWhenUsed="0"/>
+    <w:lsdException w:name="Medium List 1 Accent 1" w:semiHidden="0" w:uiPriority="65" w:unhideWhenUsed="0"/>
+    <w:lsdException w:name="Revision" w:unhideWhenUsed="0"/>
+    <w:lsdException w:name="List Paragraph" w:semiHidden="0" w:uiPriority="34" w:unhideWhenUsed="0" w:qFormat="1"/>
+    <w:lsdException w:name="Quote" w:semiHidden="0" w:uiPriority="29" w:unhideWhenUsed="0" w:qFormat="1"/>
+    <w:lsdException w:name="Intense Quote" w:semiHidden="0" w:uiPriority="30" w:unhideWhenUsed="0" w:qFormat="1"/>
+    <w:lsdException w:name="Medium List 2 Accent 1" w:semiHidden="0" w:uiPriority="66" w:unhideWhenUsed="0"/>
+    <w:lsdException w:name="Medium Grid 1 Accent 1" w:semiHidden="0" w:uiPriority="67" w:unhideWhenUsed="0"/>
+    <w:lsdException w:name="Medium Grid 2 Accent 1" w:semiHidden="0" w:uiPriority="68" w:unhideWhenUsed="0"/>
+    <w:lsdException w:name="Medium Grid 3 Accent 1" w:semiHidden="0" w:uiPriority="69" w:unhideWhenUsed="0"/>
+    <w:lsdException w:name="Dark List Accent 1" w:semiHidden="0" w:uiPriority="70" w:unhideWhenUsed="0"/>
+    <w:lsdException w:name="Colorful Shading Accent 1" w:semiHidden="0" w:uiPriority="71" w:unhideWhenUsed="0"/>
+    <w:lsdException w:name="Colorful List Accent 1" w:semiHidden="0" w:uiPriority="72" w:unhideWhenUsed="0"/>
+    <w:lsdException w:name="Colorful Grid Accent 1" w:semiHidden="0" w:uiPriority="73" w:unhideWhenUsed="0"/>
+    <w:lsdException w:name="Light Shading Accent 2" w:semiHidden="0" w:uiPriority="60" w:unhideWhenUsed="0"/>
+    <w:lsdException w:name="Light List Accent 2" w:semiHidden="0" w:uiPriority="61" w:unhideWhenUsed="0"/>
+    <w:lsdException w:name="Light Grid Accent 2" w:semiHidden="0" w:uiPriority="62" w:unhideWhenUsed="0"/>
+    <w:lsdException w:name="Medium Shading 1 Accent 2" w:semiHidden="0" w:uiPriority="63" w:unhideWhenUsed="0"/>
+    <w:lsdException w:name="Medium Shading 2 Accent 2" w:semiHidden="0" w:uiPriority="64" w:unhideWhenUsed="0"/>
+    <w:lsdException w:name="Medium List 1 Accent 2" w:semiHidden="0" w:uiPriority="65" w:unhideWhenUsed="0"/>
+    <w:lsdException w:name="Medium List 2 Accent 2" w:semiHidden="0" w:uiPriority="66" w:unhideWhenUsed="0"/>
+    <w:lsdException w:name="Medium Grid 1 Accent 2" w:semiHidden="0" w:uiPriority="67" w:unhideWhenUsed="0"/>
+    <w:lsdException w:name="Medium Grid 2 Accent 2" w:semiHidden="0" w:uiPriority="68" w:unhideWhenUsed="0"/>
+    <w:lsdException w:name="Medium Grid 3 Accent 2" w:semiHidden="0" w:uiPriority="69" w:unhideWhenUsed="0"/>
+    <w:lsdException w:name="Dark List Accent 2" w:semiHidden="0" w:uiPriority="70" w:unhideWhenUsed="0"/>
+    <w:lsdException w:name="Colorful Shading Accent 2" w:semiHidden="0" w:uiPriority="71" w:unhideWhenUsed="0"/>
+    <w:lsdException w:name="Colorful List Accent 2" w:semiHidden="0" w:uiPriority="72" w:unhideWhenUsed="0"/>
+    <w:lsdException w:name="Colorful Grid Accent 2" w:semiHidden="0" w:uiPriority="73" w:unhideWhenUsed="0"/>
+    <w:lsdException w:name="Light Shading Accent 3" w:semiHidden="0" w:uiPriority="60" w:unhideWhenUsed="0"/>
+    <w:lsdException w:name="Light List Accent 3" w:semiHidden="0" w:uiPriority="61" w:unhideWhenUsed="0"/>
+    <w:lsdException w:name="Light Grid Accent 3" w:semiHidden="0" w:uiPriority="62" w:unhideWhenUsed="0"/>
+    <w:lsdException w:name="Medium Shading 1 Accent 3" w:semiHidden="0" w:uiPriority="63" w:unhideWhenUsed="0"/>
+    <w:lsdException w:name="Medium Shading 2 Accent 3" w:semiHidden="0" w:uiPriority="64" w:unhideWhenUsed="0"/>
+    <w:lsdException w:name="Medium List 1 Accent 3" w:semiHidden="0" w:uiPriority="65" w:unhideWhenUsed="0"/>
+    <w:lsdException w:name="Medium List 2 Accent 3" w:semiHidden="0" w:uiPriority="66" w:unhideWhenUsed="0"/>
+    <w:lsdException w:name="Medium Grid 1 Accent 3" w:semiHidden="0" w:uiPriority="67" w:unhideWhenUsed="0"/>
+    <w:lsdException w:name="Medium Grid 2 Accent 3" w:semiHidden="0" w:uiPriority="68" w:unhideWhenUsed="0"/>
+    <w:lsdException w:name="Medium Grid 3 Accent 3" w:semiHidden="0" w:uiPriority="69" w:unhideWhenUsed="0"/>
+    <w:lsdException w:name="Dark List Accent 3" w:semiHidden="0" w:uiPriority="70" w:unhideWhenUsed="0"/>
+    <w:lsdException w:name="Colorful Shading Accent 3" w:semiHidden="0" w:uiPriority="71" w:unhideWhenUsed="0"/>
+    <w:lsdException w:name="Colorful List Accent 3" w:semiHidden="0" w:uiPriority="72" w:unhideWhenUsed="0"/>
+    <w:lsdException w:name="Colorful Grid Accent 3" w:semiHidden="0" w:uiPriority="73" w:unhideWhenUsed="0"/>
+    <w:lsdException w:name="Light Shading Accent 4" w:semiHidden="0" w:uiPriority="60" w:unhideWhenUsed="0"/>
+    <w:lsdException w:name="Light List Accent 4" w:semiHidden="0" w:uiPriority="61" w:unhideWhenUsed="0"/>
+    <w:lsdException w:name="Light Grid Accent 4" w:semiHidden="0" w:uiPriority="62" w:unhideWhenUsed="0"/>
+    <w:lsdException w:name="Medium Shading 1 Accent 4" w:semiHidden="0" w:uiPriority="63" w:unhideWhenUsed="0"/>
+    <w:lsdException w:name="Medium Shading 2 Accent 4" w:semiHidden="0" w:uiPriority="64" w:unhideWhenUsed="0"/>
+    <w:lsdException w:name="Medium List 1 Accent 4" w:semiHidden="0" w:uiPriority="65" w:unhideWhenUsed="0"/>
+    <w:lsdException w:name="Medium List 2 Accent 4" w:semiHidden="0" w:uiPriority="66" w:unhideWhenUsed="0"/>
+    <w:lsdException w:name="Medium Grid 1 Accent 4" w:semiHidden="0" w:uiPriority="67" w:unhideWhenUsed="0"/>
+    <w:lsdException w:name="Medium Grid 2 Accent 4" w:semiHidden="0" w:uiPriority="68" w:unhideWhenUsed="0"/>
+    <w:lsdException w:name="Medium Grid 3 Accent 4" w:semiHidden="0" w:uiPriority="69" w:unhideWhenUsed="0"/>
+    <w:lsdException w:name="Dark List Accent 4" w:semiHidden="0" w:uiPriority="70" w:unhideWhenUsed="0"/>
+    <w:lsdException w:name="Colorful Shading Accent 4" w:semiHidden="0" w:uiPriority="71" w:unhideWhenUsed="0"/>
+    <w:lsdException w:name="Colorful List Accent 4" w:semiHidden="0" w:uiPriority="72" w:unhideWhenUsed="0"/>
+    <w:lsdException w:name="Colorful Grid Accent 4" w:semiHidden="0" w:uiPriority="73" w:unhideWhenUsed="0"/>
+    <w:lsdException w:name="Light Shading Accent 5" w:semiHidden="0" w:uiPriority="60" w:unhideWhenUsed="0"/>
+    <w:lsdException w:name="Light List Accent 5" w:semiHidden="0" w:uiPriority="61" w:unhideWhenUsed="0"/>
+    <w:lsdException w:name="Light Grid Accent 5" w:semiHidden="0" w:uiPriority="62" w:unhideWhenUsed="0"/>
+    <w:lsdException w:name="Medium Shading 1 Accent 5" w:semiHidden="0" w:uiPriority="63" w:unhideWhenUsed="0"/>
+    <w:lsdException w:name="Medium Shading 2 Accent 5" w:semiHidden="0" w:uiPriority="64" w:unhideWhenUsed="0"/>
+    <w:lsdException w:name="Medium List 1 Accent 5" w:semiHidden="0" w:uiPriority="65" w:unhideWhenUsed="0"/>
+    <w:lsdException w:name="Medium List 2 Accent 5" w:semiHidden="0" w:uiPriority="66" w:unhideWhenUsed="0"/>
+    <w:lsdException w:name="Medium Grid 1 Accent 5" w:semiHidden="0" w:uiPriority="67" w:unhideWhenUsed="0"/>
+    <w:lsdException w:name="Medium Grid 2 Accent 5" w:semiHidden="0" w:uiPriority="68" w:unhideWhenUsed="0"/>
+    <w:lsdException w:name="Medium Grid 3 Accent 5" w:semiHidden="0" w:uiPriority="69" w:unhideWhenUsed="0"/>
+    <w:lsdException w:name="Dark List Accent 5" w:semiHidden="0" w:uiPriority="70" w:unhideWhenUsed="0"/>
+    <w:lsdException w:name="Colorful Shading Accent 5" w:semiHidden="0" w:uiPriority="71" w:unhideWhenUsed="0"/>
+    <w:lsdException w:name="Colorful List Accent 5" w:semiHidden="0" w:uiPriority="72" w:unhideWhenUsed="0"/>
+    <w:lsdException w:name="Colorful Grid Accent 5" w:semiHidden="0" w:uiPriority="73" w:unhideWhenUsed="0"/>
+    <w:lsdException w:name="Light Shading Accent 6" w:semiHidden="0" w:uiPriority="60" w:unhideWhenUsed="0"/>
+    <w:lsdException w:name="Light List Accent 6" w:semiHidden="0" w:uiPriority="61" w:unhideWhenUsed="0"/>
+    <w:lsdException w:name="Light Grid Accent 6" w:semiHidden="0" w:uiPriority="62" w:unhideWhenUsed="0"/>
+    <w:lsdException w:name="Medium Shading 1 Accent 6" w:semiHidden="0" w:uiPriority="63" w:unhideWhenUsed="0"/>
+    <w:lsdException w:name="Medium Shading 2 Accent 6" w:semiHidden="0" w:uiPriority="64" w:unhideWhenUsed="0"/>
+    <w:lsdException w:name="Medium List 1 Accent 6" w:semiHidden="0" w:uiPriority="65" w:unhideWhenUsed="0"/>
+    <w:lsdException w:name="Medium List 2 Accent 6" w:semiHidden="0" w:uiPriority="66" w:unhideWhenUsed="0"/>
+    <w:lsdException w:name="Medium Grid 1 Accent 6" w:semiHidden="0" w:uiPriority="67" w:unhideWhenUsed="0"/>
+    <w:lsdException w:name="Medium Grid 2 Accent 6" w:semiHidden="0" w:uiPriority="68" w:unhideWhenUsed="0"/>
+    <w:lsdException w:name="Medium Grid 3 Accent 6" w:semiHidden="0" w:uiPriority="69" w:unhideWhenUsed="0"/>
+    <w:lsdException w:name="Dark List Accent 6" w:semiHidden="0" w:uiPriority="70" w:unhideWhenUsed="0"/>
+    <w:lsdException w:name="Colorful Shading Accent 6" w:semiHidden="0" w:uiPriority="71" w:unhideWhenUsed="0"/>
+    <w:lsdException w:name="Colorful List Accent 6" w:semiHidden="0" w:uiPriority="72" w:unhideWhenUsed="0"/>
+    <w:lsdException w:name="Colorful Grid Accent 6" w:semiHidden="0" w:uiPriority="73" w:unhideWhenUsed="0"/>
+    <w:lsdException w:name="Subtle Emphasis" w:semiHidden="0" w:uiPriority="19" w:unhideWhenUsed="0" w:qFormat="1"/>
+    <w:lsdException w:name="Intense Emphasis" w:semiHidden="0" w:uiPriority="21" w:unhideWhenUsed="0" w:qFormat="1"/>
+    <w:lsdException w:name="Subtle Reference" w:semiHidden="0" w:uiPriority="31" w:unhideWhenUsed="0" w:qFormat="1"/>
+    <w:lsdException w:name="Intense Reference" w:semiHidden="0" w:uiPriority="32" w:unhideWhenUsed="0" w:qFormat="1"/>
+    <w:lsdException w:name="Book Title" w:semiHidden="0" w:uiPriority="33" w:unhideWhenUsed="0" w:qFormat="1"/>
+    <w:lsdException w:name="Bibliography" w:uiPriority="37"/>
+    <w:lsdException w:name="TOC Heading" w:uiPriority="39" w:qFormat="1"/>
   </w:latentStyles>
   <w:style w:type="paragraph" w:default="1" w:styleId="a">
     <w:name w:val="Normal"/>
@@ -5946,7 +6943,7 @@
 </file>
 
 <file path=customXml/itemProps1.xml><?xml version="1.0" encoding="utf-8"?>
-<ds:datastoreItem xmlns:ds="http://schemas.openxmlformats.org/officeDocument/2006/customXml" ds:itemID="{7A5A1BF3-3B11-4A09-A1D8-5F6289A42228}">
+<ds:datastoreItem xmlns:ds="http://schemas.openxmlformats.org/officeDocument/2006/customXml" ds:itemID="{0521EA04-3467-4561-88E6-FE91761AC126}">
   <ds:schemaRefs>
     <ds:schemaRef ds:uri="http://schemas.openxmlformats.org/officeDocument/2006/bibliography"/>
   </ds:schemaRefs>
